--- a/작업일지/pulse_14회차.docx
+++ b/작업일지/pulse_14회차.docx
@@ -1,6 +1,6 @@
 
 <file path=word/document.xml><?xml version="1.0" encoding="utf-8"?>
-<w:document xmlns:wpc="http://schemas.microsoft.com/office/word/2010/wordprocessingCanvas" xmlns:cx="http://schemas.microsoft.com/office/drawing/2014/chartex" xmlns:cx1="http://schemas.microsoft.com/office/drawing/2015/9/8/chartex" xmlns:cx2="http://schemas.microsoft.com/office/drawing/2015/10/21/chartex" xmlns:cx3="http://schemas.microsoft.com/office/drawing/2016/5/9/chartex" xmlns:cx4="http://schemas.microsoft.com/office/drawing/2016/5/10/chartex" xmlns:cx5="http://schemas.microsoft.com/office/drawing/2016/5/11/chartex" xmlns:cx6="http://schemas.microsoft.com/office/drawing/2016/5/12/chartex" xmlns:cx7="http://schemas.microsoft.com/office/drawing/2016/5/13/chartex" xmlns:cx8="http://schemas.microsoft.com/office/drawing/2016/5/14/chartex" xmlns:mc="http://schemas.openxmlformats.org/markup-compatibility/2006" xmlns:aink="http://schemas.microsoft.com/office/drawing/2016/ink" xmlns:am3d="http://schemas.microsoft.com/office/drawing/2017/model3d" xmlns:o="urn:schemas-microsoft-com:office:office" xmlns:oel="http://schemas.microsoft.com/office/2019/extlst" xmlns:r="http://schemas.openxmlformats.org/officeDocument/2006/relationships" xmlns:m="http://schemas.openxmlformats.org/officeDocument/2006/math" xmlns:v="urn:schemas-microsoft-com:vml" xmlns:wp14="http://schemas.microsoft.com/office/word/2010/wordprocessingDrawing" xmlns:wp="http://schemas.openxmlformats.org/drawingml/2006/wordprocessingDrawing" xmlns:w10="urn:schemas-microsoft-com:office:word" xmlns:w="http://schemas.openxmlformats.org/wordprocessingml/2006/main" xmlns:w14="http://schemas.microsoft.com/office/word/2010/wordml" xmlns:w15="http://schemas.microsoft.com/office/word/2012/wordml" xmlns:w16cex="http://schemas.microsoft.com/office/word/2018/wordml/cex" xmlns:w16cid="http://schemas.microsoft.com/office/word/2016/wordml/cid" xmlns:w16="http://schemas.microsoft.com/office/word/2018/wordml" xmlns:w16du="http://schemas.microsoft.com/office/word/2023/wordml/word16du" xmlns:w16sdtdh="http://schemas.microsoft.com/office/word/2020/wordml/sdtdatahash" xmlns:w16sdtfl="http://schemas.microsoft.com/office/word/2024/wordml/sdtformatlock" xmlns:w16se="http://schemas.microsoft.com/office/word/2015/wordml/symex" xmlns:wpg="http://schemas.microsoft.com/office/word/2010/wordprocessingGroup" xmlns:wpi="http://schemas.microsoft.com/office/word/2010/wordprocessingInk" xmlns:wne="http://schemas.microsoft.com/office/word/2006/wordml" xmlns:wps="http://schemas.microsoft.com/office/word/2010/wordprocessingShape" mc:Ignorable="w14 w15 w16se w16cid w16 w16cex w16sdtdh w16sdtfl w16du wp14">
+<w:document xmlns:wpc="http://schemas.microsoft.com/office/word/2010/wordprocessingCanvas" xmlns:mc="http://schemas.openxmlformats.org/markup-compatibility/2006" xmlns:o="urn:schemas-microsoft-com:office:office" xmlns:r="http://schemas.openxmlformats.org/officeDocument/2006/relationships" xmlns:m="http://schemas.openxmlformats.org/officeDocument/2006/math" xmlns:v="urn:schemas-microsoft-com:vml" xmlns:wp14="http://schemas.microsoft.com/office/word/2010/wordprocessingDrawing" xmlns:wp="http://schemas.openxmlformats.org/drawingml/2006/wordprocessingDrawing" xmlns:w10="urn:schemas-microsoft-com:office:word" xmlns:w="http://schemas.openxmlformats.org/wordprocessingml/2006/main" xmlns:w14="http://schemas.microsoft.com/office/word/2010/wordml" xmlns:wpg="http://schemas.microsoft.com/office/word/2010/wordprocessingGroup" xmlns:wpi="http://schemas.microsoft.com/office/word/2010/wordprocessingInk" xmlns:wne="http://schemas.microsoft.com/office/word/2006/wordml" xmlns:wps="http://schemas.microsoft.com/office/word/2010/wordprocessingShape">
   <w:body>
     <w:tbl>
       <w:tblPr>
@@ -19,7 +19,7 @@
       </w:tblGrid>
       <w:tr>
         <w:trPr>
-          <w:trHeight w:val="888"/>
+          <w:trHeight w:val="888" w:hRule="atLeast"/>
         </w:trPr>
         <w:tc>
           <w:tcPr>
@@ -93,6 +93,11 @@
                 <w:szCs w:val="20"/>
               </w:rPr>
               <w:br/>
+            </w:r>
+            <w:r>
+              <w:rPr>
+                <w:szCs w:val="20"/>
+              </w:rPr>
               <w:t>202</w:t>
             </w:r>
             <w:r>
@@ -153,7 +158,7 @@
       </w:tr>
       <w:tr>
         <w:trPr>
-          <w:trHeight w:val="648"/>
+          <w:trHeight w:val="648" w:hRule="atLeast"/>
         </w:trPr>
         <w:tc>
           <w:tcPr>
@@ -290,7 +295,7 @@
       </w:tr>
       <w:tr>
         <w:trPr>
-          <w:trHeight w:val="1266"/>
+          <w:trHeight w:val="1266" w:hRule="atLeast"/>
         </w:trPr>
         <w:tc>
           <w:tcPr>
@@ -354,7 +359,6 @@
               </w:rPr>
               <w:t xml:space="preserve">, SkinMesh Animation Update 가 느린 현상 GPU로 완화. </w:t>
             </w:r>
-            <w:proofErr w:type="gramStart"/>
             <w:r>
               <w:rPr>
                 <w:rFonts w:hint="eastAsia"/>
@@ -363,7 +367,6 @@
               </w:rPr>
               <w:t>/ Raytracing</w:t>
             </w:r>
-            <w:proofErr w:type="gramEnd"/>
             <w:r>
               <w:rPr>
                 <w:rFonts w:hint="eastAsia"/>
@@ -372,7 +375,6 @@
               </w:rPr>
               <w:t xml:space="preserve"> Geometry 다시 합쳐 프레임 </w:t>
             </w:r>
-            <w:proofErr w:type="gramStart"/>
             <w:r>
               <w:rPr>
                 <w:rFonts w:hint="eastAsia"/>
@@ -381,7 +383,6 @@
               </w:rPr>
               <w:t>올리기 /</w:t>
             </w:r>
-            <w:proofErr w:type="gramEnd"/>
             <w:r>
               <w:rPr>
                 <w:rFonts w:hint="eastAsia"/>
@@ -390,7 +391,6 @@
               </w:rPr>
               <w:t xml:space="preserve"> Raytracing PBR </w:t>
             </w:r>
-            <w:proofErr w:type="gramStart"/>
             <w:r>
               <w:rPr>
                 <w:rFonts w:hint="eastAsia"/>
@@ -399,7 +399,6 @@
               </w:rPr>
               <w:t>Rendering /</w:t>
             </w:r>
-            <w:proofErr w:type="gramEnd"/>
             <w:r>
               <w:rPr>
                 <w:rFonts w:hint="eastAsia"/>
@@ -448,7 +447,17 @@
                 <w:b/>
                 <w:bCs/>
               </w:rPr>
-              <w:t>진성준: 포탈을 통한 같은 서버내 zone간 이동 구현</w:t>
+              <w:t xml:space="preserve">진성준: </w:t>
+            </w:r>
+            <w:r>
+              <w:rPr>
+                <w:lang w:eastAsia="ko-KR"/>
+                <w:rFonts w:hint="eastAsia"/>
+                <w:b/>
+                <w:bCs/>
+                <w:rtl w:val="off"/>
+              </w:rPr>
+              <w:t>서로 붙어있는 다른 서버의 존2개 구현. 존의 바운더리를 설정하고 바운더리에 닿으면 다른 서버간 이동.</w:t>
             </w:r>
           </w:p>
         </w:tc>
@@ -517,7 +526,6 @@
         </w:rPr>
         <w:t xml:space="preserve"> 서버 </w:t>
       </w:r>
-      <w:proofErr w:type="gramStart"/>
       <w:r>
         <w:rPr>
           <w:rFonts w:ascii="맑은 고딕" w:eastAsia="맑은 고딕" w:hAnsi="맑은 고딕" w:cs="맑은 고딕" w:hint="eastAsia"/>
@@ -527,7 +535,6 @@
         </w:rPr>
         <w:t>Shape /</w:t>
       </w:r>
-      <w:proofErr w:type="gramEnd"/>
       <w:r>
         <w:rPr>
           <w:rFonts w:ascii="맑은 고딕" w:eastAsia="맑은 고딕" w:hAnsi="맑은 고딕" w:cs="맑은 고딕" w:hint="eastAsia"/>
@@ -617,7 +624,6 @@
         </w:rPr>
         <w:t xml:space="preserve">웹 사이트에서 다양한 글을 긁어와서 가장 많이 쓰이는 한글 순서대로 정렬후 해당 </w:t>
       </w:r>
-      <w:proofErr w:type="gramStart"/>
       <w:r>
         <w:rPr>
           <w:rFonts w:hint="eastAsia"/>
@@ -625,7 +631,6 @@
         </w:rPr>
         <w:t>SDF 를</w:t>
       </w:r>
-      <w:proofErr w:type="gramEnd"/>
       <w:r>
         <w:rPr>
           <w:rFonts w:hint="eastAsia"/>
@@ -649,22 +654,27 @@
           <w:szCs w:val="16"/>
         </w:rPr>
         <w:drawing>
-          <wp:inline distT="0" distB="0" distL="0" distR="0" wp14:anchorId="2DEA52C8" wp14:editId="5354878F">
-            <wp:extent cx="3016556" cy="3028950"/>
+          <wp:inline distT="0" distB="0" distL="0" distR="0">
+            <wp:extent cx="3018359" cy="3030761"/>
             <wp:effectExtent l="0" t="0" r="0" b="0"/>
-            <wp:docPr id="988978552" name="그림 1"/>
-            <wp:cNvGraphicFramePr>
-              <a:graphicFrameLocks xmlns:a="http://schemas.openxmlformats.org/drawingml/2006/main" noChangeAspect="1"/>
-            </wp:cNvGraphicFramePr>
+            <wp:docPr id="1025" name="shape1025" hidden="0"/>
+            <wp:cNvGraphicFramePr/>
             <a:graphic xmlns:a="http://schemas.openxmlformats.org/drawingml/2006/main">
               <a:graphicData uri="http://schemas.openxmlformats.org/drawingml/2006/picture">
                 <pic:pic xmlns:pic="http://schemas.openxmlformats.org/drawingml/2006/picture">
                   <pic:nvPicPr>
-                    <pic:cNvPr id="988978552" name=""/>
-                    <pic:cNvPicPr/>
+                    <pic:cNvPr id="0" name="이미지"/>
+                    <pic:cNvPicPr preferRelativeResize="1"/>
                   </pic:nvPicPr>
                   <pic:blipFill>
-                    <a:blip r:embed="rId7"/>
+                    <a:blip r:embed="rId1">
+                      <a:extLst>
+                        <a:ext uri="{28A0092B-C50C-407E-A947-70E740481C1C}">
+                          <a14:useLocalDpi xmlns:a14="http://schemas.microsoft.com/office/drawing/2010/main" val="0"/>
+                        </a:ext>
+                      </a:extLst>
+                    </a:blip>
+                    <a:srcRect/>
                     <a:stretch>
                       <a:fillRect/>
                     </a:stretch>
@@ -674,9 +684,7 @@
                       <a:off x="0" y="0"/>
                       <a:ext cx="3018359" cy="3030761"/>
                     </a:xfrm>
-                    <a:prstGeom prst="rect">
-                      <a:avLst/>
-                    </a:prstGeom>
+                    <a:prstGeom prst="rect"/>
                   </pic:spPr>
                 </pic:pic>
               </a:graphicData>
@@ -707,7 +715,6 @@
         </w:rPr>
         <w:t xml:space="preserve">모션 블러 + Depth에 따른 컨볼루션 컴퓨트 셰이더 (Raytracing 자글거림 일부 </w:t>
       </w:r>
-      <w:proofErr w:type="gramStart"/>
       <w:r>
         <w:rPr>
           <w:szCs w:val="20"/>
@@ -721,7 +728,6 @@
         </w:rPr>
         <w:t xml:space="preserve"> ?</w:t>
       </w:r>
-      <w:proofErr w:type="gramEnd"/>
       <w:r>
         <w:rPr>
           <w:rFonts w:hint="eastAsia"/>
@@ -752,33 +758,33 @@
     <w:p>
       <w:pPr>
         <w:pStyle w:val="a3"/>
+        <w:ind w:leftChars="0"/>
+        <w:jc w:val="left"/>
         <w:numPr>
           <w:ilvl w:val="0"/>
-          <w:numId w:val="2"/>
+          <w:numId w:val="1"/>
         </w:numPr>
+        <w:rPr>
+          <w:szCs w:val="20"/>
+        </w:rPr>
+      </w:pPr>
+      <w:r>
+        <w:rPr>
+          <w:rFonts w:hint="eastAsia"/>
+          <w:szCs w:val="20"/>
+        </w:rPr>
+        <w:t xml:space="preserve">결국 Raytracing이 자글거리는 이유는 밉맵이나 멀리떨어진 물체 때문이 아닌 것 같음. </w:t>
+      </w:r>
+    </w:p>
+    <w:p>
+      <w:pPr>
+        <w:pStyle w:val="a3"/>
         <w:ind w:leftChars="0"/>
         <w:jc w:val="left"/>
-        <w:rPr>
-          <w:szCs w:val="20"/>
-        </w:rPr>
-      </w:pPr>
-      <w:r>
-        <w:rPr>
-          <w:rFonts w:hint="eastAsia"/>
-          <w:szCs w:val="20"/>
-        </w:rPr>
-        <w:t xml:space="preserve">결국 Raytracing이 자글거리는 이유는 밉맵이나 멀리떨어진 물체 때문이 아닌 것 같음. </w:t>
-      </w:r>
-    </w:p>
-    <w:p>
-      <w:pPr>
-        <w:pStyle w:val="a3"/>
         <w:numPr>
           <w:ilvl w:val="0"/>
-          <w:numId w:val="2"/>
+          <w:numId w:val="1"/>
         </w:numPr>
-        <w:ind w:leftChars="0"/>
-        <w:jc w:val="left"/>
         <w:rPr>
           <w:sz w:val="16"/>
           <w:szCs w:val="16"/>
@@ -818,7 +824,6 @@
         <w:rPr>
           <w:szCs w:val="20"/>
         </w:rPr>
-        <w:lastRenderedPageBreak/>
         <w:t xml:space="preserve">Raytracing Shader가 Reinit 될때의 오류 수정. </w:t>
       </w:r>
       <w:r>
@@ -878,35 +883,30 @@
         </w:rPr>
         <w:t xml:space="preserve">Shader Visible Desc Heap이 Expand 될때 머터리얼 관련 실수로 생긴 오류 수정 두번째 맵을 로드되게 </w:t>
       </w:r>
-      <w:proofErr w:type="gramStart"/>
       <w:r>
         <w:rPr>
           <w:szCs w:val="20"/>
         </w:rPr>
         <w:t>수정 했으나</w:t>
       </w:r>
-      <w:proofErr w:type="gramEnd"/>
       <w:r>
         <w:rPr>
           <w:szCs w:val="20"/>
         </w:rPr>
         <w:t xml:space="preserve"> 맵에 있는 모델이 너무 버택스가 많아서 최적화 필요하다 판단. 이제 모델 충돌이 제대로 수행되도록 수정. </w:t>
       </w:r>
-      <w:proofErr w:type="gramStart"/>
       <w:r>
         <w:rPr>
           <w:szCs w:val="20"/>
         </w:rPr>
         <w:t>쓸데 없는</w:t>
       </w:r>
-      <w:proofErr w:type="gramEnd"/>
       <w:r>
         <w:rPr>
           <w:szCs w:val="20"/>
         </w:rPr>
         <w:t xml:space="preserve"> 파일 </w:t>
       </w:r>
-      <w:proofErr w:type="gramStart"/>
       <w:r>
         <w:rPr>
           <w:szCs w:val="20"/>
@@ -920,7 +920,6 @@
         </w:rPr>
         <w:t xml:space="preserve"> &gt;</w:t>
       </w:r>
-      <w:proofErr w:type="gramEnd"/>
       <w:r>
         <w:rPr>
           <w:rFonts w:hint="eastAsia"/>
@@ -981,7 +980,6 @@
         </w:rPr>
         <w:t xml:space="preserve">청크 오류를 2개 발견하고 고쳤다. (청크열 곂침 </w:t>
       </w:r>
-      <w:proofErr w:type="gramStart"/>
       <w:r>
         <w:rPr>
           <w:rFonts w:hint="eastAsia"/>
@@ -989,7 +987,6 @@
         </w:rPr>
         <w:t>계산 /</w:t>
       </w:r>
-      <w:proofErr w:type="gramEnd"/>
       <w:r>
         <w:rPr>
           <w:rFonts w:hint="eastAsia"/>
@@ -1153,28 +1150,24 @@
         </w:rPr>
         <w:t xml:space="preserve"> 로컬 플레이어는 1인칭일 때 본체를 숨기고, 3인칭일 때만 본체를 보이게 했습니다. 또 1인칭 총은 </w:t>
       </w:r>
-      <w:proofErr w:type="gramStart"/>
       <w:r>
         <w:rPr>
           <w:sz w:val="22"/>
         </w:rPr>
         <w:t>Player::</w:t>
       </w:r>
-      <w:proofErr w:type="gramEnd"/>
       <w:r>
         <w:rPr>
           <w:sz w:val="22"/>
         </w:rPr>
         <w:t xml:space="preserve">Render_AfterDepthClear() 쪽에서, 3인칭 총은 </w:t>
       </w:r>
-      <w:proofErr w:type="gramStart"/>
       <w:r>
         <w:rPr>
           <w:sz w:val="22"/>
         </w:rPr>
         <w:t>Player::</w:t>
       </w:r>
-      <w:proofErr w:type="gramEnd"/>
       <w:r>
         <w:rPr>
           <w:sz w:val="22"/>
@@ -1225,7 +1218,6 @@
         <w:rPr>
           <w:sz w:val="22"/>
         </w:rPr>
-        <w:lastRenderedPageBreak/>
         <w:t xml:space="preserve">케일을 얹는 방식으로 맞췄습니다. 스나이퍼 텍스처는 수정하였고, 나머지 총들은 아직 수정하지 못하였습니다. </w:t>
       </w:r>
     </w:p>
@@ -1257,14 +1249,12 @@
         </w:rPr>
         <w:t xml:space="preserve"> 스킨메시 애니메이션은 GPU에서 BoneToWorld를 계산하고 있고, CPU는 최종 </w:t>
       </w:r>
-      <w:proofErr w:type="gramStart"/>
       <w:r>
         <w:rPr>
           <w:sz w:val="22"/>
         </w:rPr>
         <w:t>손 본</w:t>
       </w:r>
-      <w:proofErr w:type="gramEnd"/>
       <w:r>
         <w:rPr>
           <w:sz w:val="22"/>
@@ -1275,8 +1265,34 @@
     <w:p>
       <w:pPr>
         <w:rPr>
-          <w:sz w:val="18"/>
-          <w:szCs w:val="20"/>
+          <w:lang w:eastAsia="ko-KR"/>
+          <w:rFonts w:hint="eastAsia"/>
+          <w:b/>
+          <w:bCs/>
+          <w:sz w:val="22"/>
+          <w:rtl w:val="off"/>
+        </w:rPr>
+      </w:pPr>
+      <w:r>
+        <w:rPr>
+          <w:lang w:eastAsia="ko-KR"/>
+          <w:rFonts w:hint="eastAsia"/>
+          <w:b/>
+          <w:bCs/>
+          <w:sz w:val="22"/>
+          <w:rtl w:val="off"/>
+        </w:rPr>
+        <w:t>/////////////</w:t>
+      </w:r>
+    </w:p>
+    <w:p>
+      <w:pPr>
+        <w:rPr>
+          <w:lang w:eastAsia="ko-KR"/>
+          <w:rFonts w:hint="eastAsia"/>
+          <w:b/>
+          <w:bCs/>
+          <w:rtl w:val="off"/>
         </w:rPr>
       </w:pPr>
       <w:r>
@@ -1295,6 +1311,350 @@
         </w:rPr>
         <w:t xml:space="preserve"> </w:t>
       </w:r>
+      <w:r>
+        <w:rPr>
+          <w:lang w:eastAsia="ko-KR"/>
+          <w:rFonts w:hint="eastAsia"/>
+          <w:b/>
+          <w:bCs/>
+          <w:rtl w:val="off"/>
+        </w:rPr>
+        <w:t>서로 붙어있는 다른 서버의 존 2개 구현. 존의 바운더리를 설정하고 바운더리에 닿으면 다른 서버간 이동.</w:t>
+      </w:r>
+    </w:p>
+    <w:p>
+      <w:pPr>
+        <w:ind w:firstLine="0"/>
+        <w:shd w:val="clear" w:color="auto" w:fill="auto"/>
+        <w:rPr>
+          <w:caps w:val="off"/>
+          <w:lang w:eastAsia="ko-KR"/>
+          <w:rFonts w:ascii="맑은 고딕" w:eastAsia="맑은 고딕" w:hAnsi="맑은 고딕" w:cs="-apple-system" w:hint="eastAsia"/>
+          <w:b w:val="0"/>
+          <w:i w:val="0"/>
+          <w:sz w:val="22"/>
+          <w:szCs w:val="30"/>
+          <w:rtl w:val="off"/>
+        </w:rPr>
+      </w:pPr>
+      <w:r>
+        <w:rPr>
+          <w:lang w:eastAsia="ko-KR"/>
+          <w:rFonts w:hint="eastAsia"/>
+          <w:sz w:val="22"/>
+          <w:szCs w:val="24"/>
+          <w:rtl w:val="off"/>
+        </w:rPr>
+        <w:br/>
+      </w:r>
+      <w:r>
+        <w:rPr>
+          <w:caps w:val="off"/>
+          <w:rFonts w:ascii="맑은 고딕" w:eastAsia="맑은 고딕" w:hAnsi="맑은 고딕" w:cs="-apple-system"/>
+          <w:b w:val="0"/>
+          <w:i w:val="0"/>
+          <w:sz w:val="22"/>
+          <w:szCs w:val="30"/>
+        </w:rPr>
+        <w:t>각 서버가 자기 존만 담당하도록 수정했다.</w:t>
+      </w:r>
+      <w:r>
+        <w:rPr>
+          <w:caps w:val="off"/>
+          <w:lang w:eastAsia="ko-KR"/>
+          <w:rFonts w:ascii="맑은 고딕" w:eastAsia="맑은 고딕" w:hAnsi="맑은 고딕" w:cs="-apple-system"/>
+          <w:b w:val="0"/>
+          <w:i w:val="0"/>
+          <w:sz w:val="22"/>
+          <w:szCs w:val="30"/>
+          <w:rtl w:val="off"/>
+        </w:rPr>
+        <w:t xml:space="preserve"> 하나의 존의 하나의 맵만 할당된다.</w:t>
+      </w:r>
+    </w:p>
+    <w:p>
+      <w:pPr>
+        <w:ind w:firstLine="0"/>
+        <w:shd w:val="clear" w:color="auto" w:fill="auto"/>
+        <w:rPr>
+          <w:caps w:val="off"/>
+          <w:lang w:eastAsia="ko-KR"/>
+          <w:rFonts w:ascii="맑은 고딕" w:eastAsia="맑은 고딕" w:hAnsi="맑은 고딕" w:cs="-apple-system" w:hint="eastAsia"/>
+          <w:b w:val="0"/>
+          <w:i w:val="0"/>
+          <w:sz w:val="22"/>
+          <w:szCs w:val="30"/>
+          <w:rtl w:val="off"/>
+        </w:rPr>
+      </w:pPr>
+      <w:r>
+        <w:rPr>
+          <w:caps w:val="off"/>
+          <w:lang w:eastAsia="ko-KR"/>
+          <w:rFonts w:ascii="맑은 고딕" w:eastAsia="맑은 고딕" w:hAnsi="맑은 고딕" w:cs="-apple-system" w:hint="eastAsia"/>
+          <w:b w:val="0"/>
+          <w:i w:val="0"/>
+          <w:sz w:val="22"/>
+          <w:szCs w:val="30"/>
+          <w:rtl w:val="off"/>
+        </w:rPr>
+        <w:drawing>
+          <wp:inline distT="0" distB="0" distL="180" distR="180">
+            <wp:extent cx="6645910" cy="3490595"/>
+            <wp:effectExtent l="0" t="0" r="0" b="0"/>
+            <wp:docPr id="1026" name="shape1026" hidden="0"/>
+            <wp:cNvGraphicFramePr/>
+            <a:graphic xmlns:a="http://schemas.openxmlformats.org/drawingml/2006/main">
+              <a:graphicData uri="http://schemas.openxmlformats.org/drawingml/2006/picture">
+                <pic:pic xmlns:pic="http://schemas.openxmlformats.org/drawingml/2006/picture">
+                  <pic:nvPicPr>
+                    <pic:cNvPr id="0" name="이미지"/>
+                    <pic:cNvPicPr preferRelativeResize="1"/>
+                  </pic:nvPicPr>
+                  <pic:blipFill>
+                    <a:blip r:embed="rId2">
+                      <a:extLst>
+                        <a:ext uri="{28A0092B-C50C-407E-A947-70E740481C1C}">
+                          <a14:useLocalDpi xmlns:a14="http://schemas.microsoft.com/office/drawing/2010/main" val="0"/>
+                        </a:ext>
+                      </a:extLst>
+                    </a:blip>
+                    <a:srcRect/>
+                    <a:stretch>
+                      <a:fillRect/>
+                    </a:stretch>
+                  </pic:blipFill>
+                  <pic:spPr>
+                    <a:xfrm>
+                      <a:off x="0" y="0"/>
+                      <a:ext cx="6645910" cy="3490595"/>
+                    </a:xfrm>
+                    <a:prstGeom prst="rect"/>
+                  </pic:spPr>
+                </pic:pic>
+              </a:graphicData>
+            </a:graphic>
+          </wp:inline>
+        </w:drawing>
+      </w:r>
+    </w:p>
+    <w:p>
+      <w:pPr>
+        <w:ind w:firstLine="0"/>
+        <w:shd w:val="clear" w:color="auto" w:fill="auto"/>
+        <w:rPr>
+          <w:caps w:val="off"/>
+          <w:lang w:eastAsia="ko-KR"/>
+          <w:rFonts w:ascii="맑은 고딕" w:eastAsia="맑은 고딕" w:hAnsi="맑은 고딕" w:cs="-apple-system" w:hint="eastAsia"/>
+          <w:b w:val="0"/>
+          <w:i w:val="0"/>
+          <w:sz w:val="22"/>
+          <w:szCs w:val="30"/>
+          <w:rtl w:val="off"/>
+        </w:rPr>
+      </w:pPr>
+      <w:r>
+        <w:rPr>
+          <w:lang w:eastAsia="ko-KR"/>
+          <w:sz w:val="22"/>
+          <w:szCs w:val="24"/>
+          <w:rtl w:val="off"/>
+        </w:rPr>
+        <w:t xml:space="preserve">항구의 맵이 크기 때문에 항구 맵 중간에 건물 맵을 로드했다. </w:t>
+      </w:r>
+    </w:p>
+    <w:p>
+      <w:pPr>
+        <w:ind w:firstLine="0"/>
+        <w:shd w:val="clear" w:color="auto" w:fill="auto"/>
+        <w:rPr>
+          <w:caps w:val="off"/>
+          <w:rFonts w:ascii="맑은 고딕" w:eastAsia="맑은 고딕" w:hAnsi="맑은 고딕" w:cs="-apple-system"/>
+          <w:b w:val="0"/>
+          <w:i w:val="0"/>
+          <w:sz w:val="22"/>
+          <w:szCs w:val="30"/>
+        </w:rPr>
+      </w:pPr>
+      <w:r>
+        <w:rPr>
+          <w:caps w:val="off"/>
+          <w:lang w:eastAsia="ko-KR"/>
+          <w:rFonts w:ascii="-apple-system" w:eastAsia="-apple-system" w:hAnsi="-apple-system" w:cs="-apple-system"/>
+          <w:b w:val="0"/>
+          <w:i w:val="0"/>
+          <w:sz w:val="22"/>
+          <w:szCs w:val="30"/>
+          <w:rtl w:val="off"/>
+        </w:rPr>
+        <w:t xml:space="preserve">임의로 설정된 </w:t>
+      </w:r>
+      <w:r>
+        <w:rPr>
+          <w:caps w:val="off"/>
+          <w:rFonts w:ascii="-apple-system" w:eastAsia="-apple-system" w:hAnsi="-apple-system" w:cs="-apple-system"/>
+          <w:b w:val="0"/>
+          <w:i w:val="0"/>
+          <w:sz w:val="22"/>
+          <w:szCs w:val="30"/>
+        </w:rPr>
+        <w:t>바운더리</w:t>
+      </w:r>
+      <w:r>
+        <w:rPr>
+          <w:caps w:val="off"/>
+          <w:lang w:eastAsia="ko-KR"/>
+          <w:rFonts w:ascii="-apple-system" w:eastAsia="-apple-system" w:hAnsi="-apple-system" w:cs="-apple-system"/>
+          <w:b w:val="0"/>
+          <w:i w:val="0"/>
+          <w:sz w:val="22"/>
+          <w:szCs w:val="30"/>
+          <w:rtl w:val="off"/>
+        </w:rPr>
+        <w:t>를</w:t>
+      </w:r>
+      <w:r>
+        <w:rPr>
+          <w:caps w:val="off"/>
+          <w:rFonts w:ascii="-apple-system" w:eastAsia="-apple-system" w:hAnsi="-apple-system" w:cs="-apple-system"/>
+          <w:b w:val="0"/>
+          <w:i w:val="0"/>
+          <w:sz w:val="22"/>
+          <w:szCs w:val="30"/>
+        </w:rPr>
+        <w:t xml:space="preserve"> 통과 시 </w:t>
+      </w:r>
+      <w:r>
+        <w:rPr>
+          <w:caps w:val="off"/>
+          <w:rFonts w:ascii="맑은 고딕" w:eastAsia="맑은 고딕" w:hAnsi="맑은 고딕" w:cs="-apple-system"/>
+          <w:b w:val="0"/>
+          <w:i w:val="0"/>
+          <w:sz w:val="22"/>
+          <w:szCs w:val="30"/>
+        </w:rPr>
+        <w:t>기존 서버에서 목적지 서버로 플레이어 handoff 데이터를 보내고, 클라이언트는</w:t>
+      </w:r>
+      <w:r>
+        <w:rPr>
+          <w:caps w:val="off"/>
+          <w:lang w:eastAsia="ko-KR"/>
+          <w:rFonts w:ascii="맑은 고딕" w:eastAsia="맑은 고딕" w:hAnsi="맑은 고딕" w:cs="-apple-system"/>
+          <w:b w:val="0"/>
+          <w:i w:val="0"/>
+          <w:sz w:val="22"/>
+          <w:szCs w:val="30"/>
+          <w:rtl w:val="off"/>
+        </w:rPr>
+        <w:t xml:space="preserve"> </w:t>
+      </w:r>
+      <w:r>
+        <w:rPr>
+          <w:caps w:val="off"/>
+          <w:rFonts w:ascii="맑은 고딕" w:eastAsia="맑은 고딕" w:hAnsi="맑은 고딕" w:cs="ui-monospace"/>
+          <w:b w:val="0"/>
+          <w:i w:val="0"/>
+          <w:sz w:val="22"/>
+          <w:szCs w:val="30"/>
+        </w:rPr>
+        <w:t>ServerTransfer</w:t>
+      </w:r>
+      <w:r>
+        <w:rPr>
+          <w:caps w:val="off"/>
+          <w:lang w:eastAsia="ko-KR"/>
+          <w:rFonts w:ascii="맑은 고딕" w:eastAsia="맑은 고딕" w:hAnsi="맑은 고딕" w:cs="ui-monospace"/>
+          <w:b w:val="0"/>
+          <w:i w:val="0"/>
+          <w:sz w:val="22"/>
+          <w:szCs w:val="30"/>
+          <w:rtl w:val="off"/>
+        </w:rPr>
+        <w:t xml:space="preserve"> </w:t>
+      </w:r>
+      <w:r>
+        <w:rPr>
+          <w:caps w:val="off"/>
+          <w:rFonts w:ascii="맑은 고딕" w:eastAsia="맑은 고딕" w:hAnsi="맑은 고딕" w:cs="-apple-system"/>
+          <w:b w:val="0"/>
+          <w:i w:val="0"/>
+          <w:sz w:val="22"/>
+          <w:szCs w:val="30"/>
+        </w:rPr>
+        <w:t>패킷을 받아 새 서버로 재접속하도록 연결했다.</w:t>
+      </w:r>
+      <w:r>
+        <w:rPr>
+          <w:caps w:val="off"/>
+          <w:lang w:eastAsia="ko-KR"/>
+          <w:rFonts w:ascii="맑은 고딕" w:eastAsia="맑은 고딕" w:hAnsi="맑은 고딕" w:cs="-apple-system"/>
+          <w:b w:val="0"/>
+          <w:i w:val="0"/>
+          <w:sz w:val="22"/>
+          <w:szCs w:val="30"/>
+          <w:rtl w:val="off"/>
+        </w:rPr>
+        <w:t xml:space="preserve"> </w:t>
+      </w:r>
+    </w:p>
+    <w:p>
+      <w:pPr>
+        <w:ind w:firstLine="0"/>
+        <w:shd w:val="clear" w:color="auto" w:fill="auto"/>
+        <w:rPr>
+          <w:caps w:val="off"/>
+          <w:rFonts w:ascii="SFMono-Regular" w:eastAsia="SFMono-Regular" w:hAnsi="SFMono-Regular" w:cs="SFMono-Regular"/>
+          <w:b w:val="0"/>
+          <w:i w:val="0"/>
+          <w:sz w:val="12"/>
+        </w:rPr>
+      </w:pPr>
+      <w:r>
+        <w:rPr>
+          <w:caps w:val="off"/>
+          <w:rFonts w:ascii="맑은 고딕" w:eastAsia="맑은 고딕" w:hAnsi="맑은 고딕" w:cs="SFMono-Regular"/>
+          <w:b w:val="0"/>
+          <w:i w:val="0"/>
+          <w:sz w:val="22"/>
+          <w:szCs w:val="32"/>
+        </w:rPr>
+        <w:t>Zone이동을 하면 클라이언트의 Socket 연결이 이동 서버로 재접속</w:t>
+      </w:r>
+      <w:r>
+        <w:rPr>
+          <w:caps w:val="off"/>
+          <w:lang w:eastAsia="ko-KR"/>
+          <w:rFonts w:ascii="맑은 고딕" w:eastAsia="맑은 고딕" w:hAnsi="맑은 고딕" w:cs="SFMono-Regular"/>
+          <w:b w:val="0"/>
+          <w:i w:val="0"/>
+          <w:sz w:val="22"/>
+          <w:szCs w:val="32"/>
+          <w:rtl w:val="off"/>
+        </w:rPr>
+        <w:t>한다</w:t>
+      </w:r>
+    </w:p>
+    <w:p>
+      <w:pPr>
+        <w:ind w:firstLine="0"/>
+        <w:shd w:val="clear" w:color="auto" w:fill="auto"/>
+        <w:rPr>
+          <w:caps w:val="off"/>
+          <w:rFonts w:ascii="-apple-system" w:eastAsia="-apple-system" w:hAnsi="-apple-system" w:cs="-apple-system"/>
+          <w:b w:val="0"/>
+          <w:i w:val="0"/>
+          <w:sz w:val="22"/>
+          <w:szCs w:val="30"/>
+        </w:rPr>
+      </w:pPr>
+    </w:p>
+    <w:p>
+      <w:pPr>
+        <w:rPr>
+          <w:sz w:val="22"/>
+          <w:szCs w:val="24"/>
+        </w:rPr>
+      </w:pPr>
     </w:p>
     <w:p>
       <w:pPr>
@@ -1324,7 +1684,7 @@
       </w:tblGrid>
       <w:tr>
         <w:trPr>
-          <w:trHeight w:val="875"/>
+          <w:trHeight w:val="875" w:hRule="atLeast"/>
         </w:trPr>
         <w:tc>
           <w:tcPr>
@@ -1397,7 +1757,7 @@
       </w:tr>
       <w:tr>
         <w:trPr>
-          <w:trHeight w:val="590"/>
+          <w:trHeight w:val="590" w:hRule="atLeast"/>
         </w:trPr>
         <w:tc>
           <w:tcPr>
@@ -1476,7 +1836,6 @@
               </w:rPr>
               <w:t xml:space="preserve">2026.. ~ </w:t>
             </w:r>
-            <w:proofErr w:type="gramStart"/>
             <w:r>
               <w:rPr>
                 <w:rFonts w:hint="eastAsia"/>
@@ -1484,13 +1843,12 @@
               </w:rPr>
               <w:t>2026..</w:t>
             </w:r>
-            <w:proofErr w:type="gramEnd"/>
           </w:p>
         </w:tc>
       </w:tr>
       <w:tr>
         <w:trPr>
-          <w:trHeight w:val="1520"/>
+          <w:trHeight w:val="1520" w:hRule="atLeast"/>
         </w:trPr>
         <w:tc>
           <w:tcPr>
@@ -1532,7 +1890,7 @@
       </w:tr>
       <w:tr>
         <w:trPr>
-          <w:trHeight w:val="1963"/>
+          <w:trHeight w:val="1963" w:hRule="atLeast"/>
         </w:trPr>
         <w:tc>
           <w:tcPr>
@@ -1609,152 +1967,13 @@
 </w:document>
 </file>
 
-<file path=word/endnotes.xml><?xml version="1.0" encoding="utf-8"?>
-<w:endnotes xmlns:wpc="http://schemas.microsoft.com/office/word/2010/wordprocessingCanvas" xmlns:cx="http://schemas.microsoft.com/office/drawing/2014/chartex" xmlns:cx1="http://schemas.microsoft.com/office/drawing/2015/9/8/chartex" xmlns:cx2="http://schemas.microsoft.com/office/drawing/2015/10/21/chartex" xmlns:cx3="http://schemas.microsoft.com/office/drawing/2016/5/9/chartex" xmlns:cx4="http://schemas.microsoft.com/office/drawing/2016/5/10/chartex" xmlns:cx5="http://schemas.microsoft.com/office/drawing/2016/5/11/chartex" xmlns:cx6="http://schemas.microsoft.com/office/drawing/2016/5/12/chartex" xmlns:cx7="http://schemas.microsoft.com/office/drawing/2016/5/13/chartex" xmlns:cx8="http://schemas.microsoft.com/office/drawing/2016/5/14/chartex" xmlns:mc="http://schemas.openxmlformats.org/markup-compatibility/2006" xmlns:aink="http://schemas.microsoft.com/office/drawing/2016/ink" xmlns:am3d="http://schemas.microsoft.com/office/drawing/2017/model3d" xmlns:o="urn:schemas-microsoft-com:office:office" xmlns:oel="http://schemas.microsoft.com/office/2019/extlst" xmlns:r="http://schemas.openxmlformats.org/officeDocument/2006/relationships" xmlns:m="http://schemas.openxmlformats.org/officeDocument/2006/math" xmlns:v="urn:schemas-microsoft-com:vml" xmlns:wp14="http://schemas.microsoft.com/office/word/2010/wordprocessingDrawing" xmlns:wp="http://schemas.openxmlformats.org/drawingml/2006/wordprocessingDrawing" xmlns:w10="urn:schemas-microsoft-com:office:word" xmlns:w="http://schemas.openxmlformats.org/wordprocessingml/2006/main" xmlns:w14="http://schemas.microsoft.com/office/word/2010/wordml" xmlns:w15="http://schemas.microsoft.com/office/word/2012/wordml" xmlns:w16cex="http://schemas.microsoft.com/office/word/2018/wordml/cex" xmlns:w16cid="http://schemas.microsoft.com/office/word/2016/wordml/cid" xmlns:w16="http://schemas.microsoft.com/office/word/2018/wordml" xmlns:w16du="http://schemas.microsoft.com/office/word/2023/wordml/word16du" xmlns:w16sdtdh="http://schemas.microsoft.com/office/word/2020/wordml/sdtdatahash" xmlns:w16sdtfl="http://schemas.microsoft.com/office/word/2024/wordml/sdtformatlock" xmlns:w16se="http://schemas.microsoft.com/office/word/2015/wordml/symex" xmlns:wpg="http://schemas.microsoft.com/office/word/2010/wordprocessingGroup" xmlns:wpi="http://schemas.microsoft.com/office/word/2010/wordprocessingInk" xmlns:wne="http://schemas.microsoft.com/office/word/2006/wordml" xmlns:wps="http://schemas.microsoft.com/office/word/2010/wordprocessingShape" mc:Ignorable="w14 w15 w16se w16cid w16 w16cex w16sdtdh w16sdtfl w16du wp14">
-  <w:endnote w:type="separator" w:id="-1">
-    <w:p>
-      <w:pPr>
-        <w:spacing w:after="0" w:line="240" w:lineRule="auto"/>
-      </w:pPr>
-      <w:r>
-        <w:separator/>
-      </w:r>
-    </w:p>
-  </w:endnote>
-  <w:endnote w:type="continuationSeparator" w:id="0">
-    <w:p>
-      <w:pPr>
-        <w:spacing w:after="0" w:line="240" w:lineRule="auto"/>
-      </w:pPr>
-      <w:r>
-        <w:continuationSeparator/>
-      </w:r>
-    </w:p>
-  </w:endnote>
-</w:endnotes>
-</file>
-
-<file path=word/footnotes.xml><?xml version="1.0" encoding="utf-8"?>
-<w:footnotes xmlns:wpc="http://schemas.microsoft.com/office/word/2010/wordprocessingCanvas" xmlns:cx="http://schemas.microsoft.com/office/drawing/2014/chartex" xmlns:cx1="http://schemas.microsoft.com/office/drawing/2015/9/8/chartex" xmlns:cx2="http://schemas.microsoft.com/office/drawing/2015/10/21/chartex" xmlns:cx3="http://schemas.microsoft.com/office/drawing/2016/5/9/chartex" xmlns:cx4="http://schemas.microsoft.com/office/drawing/2016/5/10/chartex" xmlns:cx5="http://schemas.microsoft.com/office/drawing/2016/5/11/chartex" xmlns:cx6="http://schemas.microsoft.com/office/drawing/2016/5/12/chartex" xmlns:cx7="http://schemas.microsoft.com/office/drawing/2016/5/13/chartex" xmlns:cx8="http://schemas.microsoft.com/office/drawing/2016/5/14/chartex" xmlns:mc="http://schemas.openxmlformats.org/markup-compatibility/2006" xmlns:aink="http://schemas.microsoft.com/office/drawing/2016/ink" xmlns:am3d="http://schemas.microsoft.com/office/drawing/2017/model3d" xmlns:o="urn:schemas-microsoft-com:office:office" xmlns:oel="http://schemas.microsoft.com/office/2019/extlst" xmlns:r="http://schemas.openxmlformats.org/officeDocument/2006/relationships" xmlns:m="http://schemas.openxmlformats.org/officeDocument/2006/math" xmlns:v="urn:schemas-microsoft-com:vml" xmlns:wp14="http://schemas.microsoft.com/office/word/2010/wordprocessingDrawing" xmlns:wp="http://schemas.openxmlformats.org/drawingml/2006/wordprocessingDrawing" xmlns:w10="urn:schemas-microsoft-com:office:word" xmlns:w="http://schemas.openxmlformats.org/wordprocessingml/2006/main" xmlns:w14="http://schemas.microsoft.com/office/word/2010/wordml" xmlns:w15="http://schemas.microsoft.com/office/word/2012/wordml" xmlns:w16cex="http://schemas.microsoft.com/office/word/2018/wordml/cex" xmlns:w16cid="http://schemas.microsoft.com/office/word/2016/wordml/cid" xmlns:w16="http://schemas.microsoft.com/office/word/2018/wordml" xmlns:w16du="http://schemas.microsoft.com/office/word/2023/wordml/word16du" xmlns:w16sdtdh="http://schemas.microsoft.com/office/word/2020/wordml/sdtdatahash" xmlns:w16sdtfl="http://schemas.microsoft.com/office/word/2024/wordml/sdtformatlock" xmlns:w16se="http://schemas.microsoft.com/office/word/2015/wordml/symex" xmlns:wpg="http://schemas.microsoft.com/office/word/2010/wordprocessingGroup" xmlns:wpi="http://schemas.microsoft.com/office/word/2010/wordprocessingInk" xmlns:wne="http://schemas.microsoft.com/office/word/2006/wordml" xmlns:wps="http://schemas.microsoft.com/office/word/2010/wordprocessingShape" mc:Ignorable="w14 w15 w16se w16cid w16 w16cex w16sdtdh w16sdtfl w16du wp14">
-  <w:footnote w:type="separator" w:id="-1">
-    <w:p>
-      <w:pPr>
-        <w:spacing w:after="0" w:line="240" w:lineRule="auto"/>
-      </w:pPr>
-      <w:r>
-        <w:separator/>
-      </w:r>
-    </w:p>
-  </w:footnote>
-  <w:footnote w:type="continuationSeparator" w:id="0">
-    <w:p>
-      <w:pPr>
-        <w:spacing w:after="0" w:line="240" w:lineRule="auto"/>
-      </w:pPr>
-      <w:r>
-        <w:continuationSeparator/>
-      </w:r>
-    </w:p>
-  </w:footnote>
-</w:footnotes>
-</file>
-
 <file path=word/numbering.xml><?xml version="1.0" encoding="utf-8"?>
-<w:numbering xmlns:wpc="http://schemas.microsoft.com/office/word/2010/wordprocessingCanvas" xmlns:cx="http://schemas.microsoft.com/office/drawing/2014/chartex" xmlns:cx1="http://schemas.microsoft.com/office/drawing/2015/9/8/chartex" xmlns:cx2="http://schemas.microsoft.com/office/drawing/2015/10/21/chartex" xmlns:cx3="http://schemas.microsoft.com/office/drawing/2016/5/9/chartex" xmlns:cx4="http://schemas.microsoft.com/office/drawing/2016/5/10/chartex" xmlns:cx5="http://schemas.microsoft.com/office/drawing/2016/5/11/chartex" xmlns:cx6="http://schemas.microsoft.com/office/drawing/2016/5/12/chartex" xmlns:cx7="http://schemas.microsoft.com/office/drawing/2016/5/13/chartex" xmlns:cx8="http://schemas.microsoft.com/office/drawing/2016/5/14/chartex" xmlns:mc="http://schemas.openxmlformats.org/markup-compatibility/2006" xmlns:aink="http://schemas.microsoft.com/office/drawing/2016/ink" xmlns:am3d="http://schemas.microsoft.com/office/drawing/2017/model3d" xmlns:o="urn:schemas-microsoft-com:office:office" xmlns:oel="http://schemas.microsoft.com/office/2019/extlst" xmlns:r="http://schemas.openxmlformats.org/officeDocument/2006/relationships" xmlns:m="http://schemas.openxmlformats.org/officeDocument/2006/math" xmlns:v="urn:schemas-microsoft-com:vml" xmlns:wp14="http://schemas.microsoft.com/office/word/2010/wordprocessingDrawing" xmlns:wp="http://schemas.openxmlformats.org/drawingml/2006/wordprocessingDrawing" xmlns:w10="urn:schemas-microsoft-com:office:word" xmlns:w="http://schemas.openxmlformats.org/wordprocessingml/2006/main" xmlns:w14="http://schemas.microsoft.com/office/word/2010/wordml" xmlns:w15="http://schemas.microsoft.com/office/word/2012/wordml" xmlns:w16cex="http://schemas.microsoft.com/office/word/2018/wordml/cex" xmlns:w16cid="http://schemas.microsoft.com/office/word/2016/wordml/cid" xmlns:w16="http://schemas.microsoft.com/office/word/2018/wordml" xmlns:w16du="http://schemas.microsoft.com/office/word/2023/wordml/word16du" xmlns:w16sdtdh="http://schemas.microsoft.com/office/word/2020/wordml/sdtdatahash" xmlns:w16sdtfl="http://schemas.microsoft.com/office/word/2024/wordml/sdtformatlock" xmlns:w16se="http://schemas.microsoft.com/office/word/2015/wordml/symex" xmlns:wpg="http://schemas.microsoft.com/office/word/2010/wordprocessingGroup" xmlns:wpi="http://schemas.microsoft.com/office/word/2010/wordprocessingInk" xmlns:wne="http://schemas.microsoft.com/office/word/2006/wordml" xmlns:wps="http://schemas.microsoft.com/office/word/2010/wordprocessingShape" mc:Ignorable="w14 w15 w16se w16cid w16 w16cex w16sdtdh w16sdtfl w16du wp14">
-  <w:abstractNum w:abstractNumId="0" w15:restartNumberingAfterBreak="0">
-    <w:nsid w:val="01444C95"/>
+<w:numbering xmlns:ve="http://schemas.openxmlformats.org/markup-compatibility/2006" xmlns:o="urn:schemas-microsoft-com:office:office" xmlns:r="http://schemas.openxmlformats.org/officeDocument/2006/relationships" xmlns:m="http://schemas.openxmlformats.org/officeDocument/2006/math" xmlns:v="urn:schemas-microsoft-com:vml" xmlns:wp="http://schemas.openxmlformats.org/drawingml/2006/wordprocessingDrawing" xmlns:w10="urn:schemas-microsoft-com:office:word" xmlns:w="http://schemas.openxmlformats.org/wordprocessingml/2006/main" xmlns:w14="http://schemas.microsoft.com/office/word/2010/wordml" xmlns:wne="http://schemas.microsoft.com/office/word/2006/wordml">
+  <w:abstractNum w:abstractNumId="0">
+    <w:nsid w:val="3bd945a3"/>
     <w:multiLevelType w:val="hybridMultilevel"/>
-    <w:tmpl w:val="85D0FCDC"/>
-    <w:lvl w:ilvl="0" w:tplc="6D8882E2">
-      <w:start w:val="1"/>
-      <w:numFmt w:val="decimal"/>
-      <w:lvlText w:val="%1."/>
-      <w:lvlJc w:val="left"/>
-      <w:pPr>
-        <w:ind w:left="1164" w:hanging="360"/>
-      </w:pPr>
-      <w:rPr>
-        <w:rFonts w:hint="default"/>
-      </w:rPr>
-    </w:lvl>
-    <w:lvl w:ilvl="1" w:tplc="04090019" w:tentative="1">
-      <w:start w:val="1"/>
-      <w:numFmt w:val="lowerLetter"/>
-      <w:lvlText w:val="%2."/>
-      <w:lvlJc w:val="left"/>
-      <w:pPr>
-        <w:ind w:left="1884" w:hanging="360"/>
-      </w:pPr>
-    </w:lvl>
-    <w:lvl w:ilvl="2" w:tplc="0409001B" w:tentative="1">
-      <w:start w:val="1"/>
-      <w:numFmt w:val="lowerRoman"/>
-      <w:lvlText w:val="%3."/>
-      <w:lvlJc w:val="right"/>
-      <w:pPr>
-        <w:ind w:left="2604" w:hanging="180"/>
-      </w:pPr>
-    </w:lvl>
-    <w:lvl w:ilvl="3" w:tplc="0409000F" w:tentative="1">
-      <w:start w:val="1"/>
-      <w:numFmt w:val="decimal"/>
-      <w:lvlText w:val="%4."/>
-      <w:lvlJc w:val="left"/>
-      <w:pPr>
-        <w:ind w:left="3324" w:hanging="360"/>
-      </w:pPr>
-    </w:lvl>
-    <w:lvl w:ilvl="4" w:tplc="04090019" w:tentative="1">
-      <w:start w:val="1"/>
-      <w:numFmt w:val="lowerLetter"/>
-      <w:lvlText w:val="%5."/>
-      <w:lvlJc w:val="left"/>
-      <w:pPr>
-        <w:ind w:left="4044" w:hanging="360"/>
-      </w:pPr>
-    </w:lvl>
-    <w:lvl w:ilvl="5" w:tplc="0409001B" w:tentative="1">
-      <w:start w:val="1"/>
-      <w:numFmt w:val="lowerRoman"/>
-      <w:lvlText w:val="%6."/>
-      <w:lvlJc w:val="right"/>
-      <w:pPr>
-        <w:ind w:left="4764" w:hanging="180"/>
-      </w:pPr>
-    </w:lvl>
-    <w:lvl w:ilvl="6" w:tplc="0409000F" w:tentative="1">
-      <w:start w:val="1"/>
-      <w:numFmt w:val="decimal"/>
-      <w:lvlText w:val="%7."/>
-      <w:lvlJc w:val="left"/>
-      <w:pPr>
-        <w:ind w:left="5484" w:hanging="360"/>
-      </w:pPr>
-    </w:lvl>
-    <w:lvl w:ilvl="7" w:tplc="04090019" w:tentative="1">
-      <w:start w:val="1"/>
-      <w:numFmt w:val="lowerLetter"/>
-      <w:lvlText w:val="%8."/>
-      <w:lvlJc w:val="left"/>
-      <w:pPr>
-        <w:ind w:left="6204" w:hanging="360"/>
-      </w:pPr>
-    </w:lvl>
-    <w:lvl w:ilvl="8" w:tplc="0409001B" w:tentative="1">
-      <w:start w:val="1"/>
-      <w:numFmt w:val="lowerRoman"/>
-      <w:lvlText w:val="%9."/>
-      <w:lvlJc w:val="right"/>
-      <w:pPr>
-        <w:ind w:left="6924" w:hanging="180"/>
-      </w:pPr>
-    </w:lvl>
-  </w:abstractNum>
-  <w:abstractNum w:abstractNumId="1" w15:restartNumberingAfterBreak="0">
-    <w:nsid w:val="3BD945A3"/>
-    <w:multiLevelType w:val="hybridMultilevel"/>
-    <w:tmpl w:val="FA3099EA"/>
-    <w:lvl w:ilvl="0" w:tplc="45C86960">
+    <w:tmpl w:val="fa3099ea"/>
+    <w:lvl w:ilvl="0" w:tplc="45c86960">
       <w:numFmt w:val="bullet"/>
       <w:lvlText w:val="-"/>
       <w:lvlJc w:val="left"/>
@@ -1762,10 +1981,10 @@
         <w:ind w:left="800" w:hanging="360"/>
       </w:pPr>
       <w:rPr>
-        <w:rFonts w:ascii="맑은 고딕" w:eastAsia="맑은 고딕" w:hAnsi="맑은 고딕" w:cstheme="minorBidi" w:hint="eastAsia"/>
+        <w:rFonts w:ascii="맑은 고딕" w:eastAsia="맑은 고딕" w:hAnsi="맑은 고딕" w:hint="eastAsia"/>
       </w:rPr>
     </w:lvl>
-    <w:lvl w:ilvl="1" w:tplc="04090003" w:tentative="1">
+    <w:lvl w:ilvl="1" w:tentative="on" w:tplc="4090003">
       <w:start w:val="1"/>
       <w:numFmt w:val="bullet"/>
       <w:lvlText w:val=""/>
@@ -1777,7 +1996,7 @@
         <w:rFonts w:ascii="Wingdings" w:hAnsi="Wingdings" w:hint="default"/>
       </w:rPr>
     </w:lvl>
-    <w:lvl w:ilvl="2" w:tplc="04090005" w:tentative="1">
+    <w:lvl w:ilvl="2" w:tentative="on" w:tplc="4090005">
       <w:start w:val="1"/>
       <w:numFmt w:val="bullet"/>
       <w:lvlText w:val=""/>
@@ -1789,7 +2008,7 @@
         <w:rFonts w:ascii="Wingdings" w:hAnsi="Wingdings" w:hint="default"/>
       </w:rPr>
     </w:lvl>
-    <w:lvl w:ilvl="3" w:tplc="04090001" w:tentative="1">
+    <w:lvl w:ilvl="3" w:tentative="on" w:tplc="4090001">
       <w:start w:val="1"/>
       <w:numFmt w:val="bullet"/>
       <w:lvlText w:val=""/>
@@ -1801,7 +2020,7 @@
         <w:rFonts w:ascii="Wingdings" w:hAnsi="Wingdings" w:hint="default"/>
       </w:rPr>
     </w:lvl>
-    <w:lvl w:ilvl="4" w:tplc="04090003" w:tentative="1">
+    <w:lvl w:ilvl="4" w:tentative="on" w:tplc="4090003">
       <w:start w:val="1"/>
       <w:numFmt w:val="bullet"/>
       <w:lvlText w:val=""/>
@@ -1813,7 +2032,7 @@
         <w:rFonts w:ascii="Wingdings" w:hAnsi="Wingdings" w:hint="default"/>
       </w:rPr>
     </w:lvl>
-    <w:lvl w:ilvl="5" w:tplc="04090005" w:tentative="1">
+    <w:lvl w:ilvl="5" w:tentative="on" w:tplc="4090005">
       <w:start w:val="1"/>
       <w:numFmt w:val="bullet"/>
       <w:lvlText w:val=""/>
@@ -1825,7 +2044,7 @@
         <w:rFonts w:ascii="Wingdings" w:hAnsi="Wingdings" w:hint="default"/>
       </w:rPr>
     </w:lvl>
-    <w:lvl w:ilvl="6" w:tplc="04090001" w:tentative="1">
+    <w:lvl w:ilvl="6" w:tentative="on" w:tplc="4090001">
       <w:start w:val="1"/>
       <w:numFmt w:val="bullet"/>
       <w:lvlText w:val=""/>
@@ -1837,7 +2056,7 @@
         <w:rFonts w:ascii="Wingdings" w:hAnsi="Wingdings" w:hint="default"/>
       </w:rPr>
     </w:lvl>
-    <w:lvl w:ilvl="7" w:tplc="04090003" w:tentative="1">
+    <w:lvl w:ilvl="7" w:tentative="on" w:tplc="4090003">
       <w:start w:val="1"/>
       <w:numFmt w:val="bullet"/>
       <w:lvlText w:val=""/>
@@ -1849,7 +2068,7 @@
         <w:rFonts w:ascii="Wingdings" w:hAnsi="Wingdings" w:hint="default"/>
       </w:rPr>
     </w:lvl>
-    <w:lvl w:ilvl="8" w:tplc="04090005" w:tentative="1">
+    <w:lvl w:ilvl="8" w:tentative="on" w:tplc="4090005">
       <w:start w:val="1"/>
       <w:numFmt w:val="bullet"/>
       <w:lvlText w:val=""/>
@@ -1862,145 +2081,27 @@
       </w:rPr>
     </w:lvl>
   </w:abstractNum>
-  <w:abstractNum w:abstractNumId="2" w15:restartNumberingAfterBreak="0">
-    <w:nsid w:val="7E170818"/>
-    <w:multiLevelType w:val="hybridMultilevel"/>
-    <w:tmpl w:val="5E50B0C4"/>
-    <w:lvl w:ilvl="0" w:tplc="B9326D6C">
-      <w:numFmt w:val="bullet"/>
-      <w:lvlText w:val="-"/>
-      <w:lvlJc w:val="left"/>
-      <w:pPr>
-        <w:ind w:left="800" w:hanging="360"/>
-      </w:pPr>
-      <w:rPr>
-        <w:rFonts w:ascii="맑은 고딕" w:eastAsia="맑은 고딕" w:hAnsi="맑은 고딕" w:cstheme="minorBidi" w:hint="eastAsia"/>
-      </w:rPr>
-    </w:lvl>
-    <w:lvl w:ilvl="1" w:tplc="04090003" w:tentative="1">
-      <w:start w:val="1"/>
-      <w:numFmt w:val="bullet"/>
-      <w:lvlText w:val=""/>
-      <w:lvlJc w:val="left"/>
-      <w:pPr>
-        <w:ind w:left="1320" w:hanging="440"/>
-      </w:pPr>
-      <w:rPr>
-        <w:rFonts w:ascii="Wingdings" w:hAnsi="Wingdings" w:hint="default"/>
-      </w:rPr>
-    </w:lvl>
-    <w:lvl w:ilvl="2" w:tplc="04090005" w:tentative="1">
-      <w:start w:val="1"/>
-      <w:numFmt w:val="bullet"/>
-      <w:lvlText w:val=""/>
-      <w:lvlJc w:val="left"/>
-      <w:pPr>
-        <w:ind w:left="1760" w:hanging="440"/>
-      </w:pPr>
-      <w:rPr>
-        <w:rFonts w:ascii="Wingdings" w:hAnsi="Wingdings" w:hint="default"/>
-      </w:rPr>
-    </w:lvl>
-    <w:lvl w:ilvl="3" w:tplc="04090001" w:tentative="1">
-      <w:start w:val="1"/>
-      <w:numFmt w:val="bullet"/>
-      <w:lvlText w:val=""/>
-      <w:lvlJc w:val="left"/>
-      <w:pPr>
-        <w:ind w:left="2200" w:hanging="440"/>
-      </w:pPr>
-      <w:rPr>
-        <w:rFonts w:ascii="Wingdings" w:hAnsi="Wingdings" w:hint="default"/>
-      </w:rPr>
-    </w:lvl>
-    <w:lvl w:ilvl="4" w:tplc="04090003" w:tentative="1">
-      <w:start w:val="1"/>
-      <w:numFmt w:val="bullet"/>
-      <w:lvlText w:val=""/>
-      <w:lvlJc w:val="left"/>
-      <w:pPr>
-        <w:ind w:left="2640" w:hanging="440"/>
-      </w:pPr>
-      <w:rPr>
-        <w:rFonts w:ascii="Wingdings" w:hAnsi="Wingdings" w:hint="default"/>
-      </w:rPr>
-    </w:lvl>
-    <w:lvl w:ilvl="5" w:tplc="04090005" w:tentative="1">
-      <w:start w:val="1"/>
-      <w:numFmt w:val="bullet"/>
-      <w:lvlText w:val=""/>
-      <w:lvlJc w:val="left"/>
-      <w:pPr>
-        <w:ind w:left="3080" w:hanging="440"/>
-      </w:pPr>
-      <w:rPr>
-        <w:rFonts w:ascii="Wingdings" w:hAnsi="Wingdings" w:hint="default"/>
-      </w:rPr>
-    </w:lvl>
-    <w:lvl w:ilvl="6" w:tplc="04090001" w:tentative="1">
-      <w:start w:val="1"/>
-      <w:numFmt w:val="bullet"/>
-      <w:lvlText w:val=""/>
-      <w:lvlJc w:val="left"/>
-      <w:pPr>
-        <w:ind w:left="3520" w:hanging="440"/>
-      </w:pPr>
-      <w:rPr>
-        <w:rFonts w:ascii="Wingdings" w:hAnsi="Wingdings" w:hint="default"/>
-      </w:rPr>
-    </w:lvl>
-    <w:lvl w:ilvl="7" w:tplc="04090003" w:tentative="1">
-      <w:start w:val="1"/>
-      <w:numFmt w:val="bullet"/>
-      <w:lvlText w:val=""/>
-      <w:lvlJc w:val="left"/>
-      <w:pPr>
-        <w:ind w:left="3960" w:hanging="440"/>
-      </w:pPr>
-      <w:rPr>
-        <w:rFonts w:ascii="Wingdings" w:hAnsi="Wingdings" w:hint="default"/>
-      </w:rPr>
-    </w:lvl>
-    <w:lvl w:ilvl="8" w:tplc="04090005" w:tentative="1">
-      <w:start w:val="1"/>
-      <w:numFmt w:val="bullet"/>
-      <w:lvlText w:val=""/>
-      <w:lvlJc w:val="left"/>
-      <w:pPr>
-        <w:ind w:left="4400" w:hanging="440"/>
-      </w:pPr>
-      <w:rPr>
-        <w:rFonts w:ascii="Wingdings" w:hAnsi="Wingdings" w:hint="default"/>
-      </w:rPr>
-    </w:lvl>
-  </w:abstractNum>
-  <w:num w:numId="1" w16cid:durableId="805928408">
+  <w:num w:numId="1">
     <w:abstractNumId w:val="0"/>
-  </w:num>
-  <w:num w:numId="2" w16cid:durableId="686566296">
-    <w:abstractNumId w:val="1"/>
-  </w:num>
-  <w:num w:numId="3" w16cid:durableId="1539009184">
-    <w:abstractNumId w:val="2"/>
   </w:num>
 </w:numbering>
 </file>
 
 <file path=word/styles.xml><?xml version="1.0" encoding="utf-8"?>
-<w:styles xmlns:mc="http://schemas.openxmlformats.org/markup-compatibility/2006" xmlns:r="http://schemas.openxmlformats.org/officeDocument/2006/relationships" xmlns:w="http://schemas.openxmlformats.org/wordprocessingml/2006/main" xmlns:w14="http://schemas.microsoft.com/office/word/2010/wordml" xmlns:w15="http://schemas.microsoft.com/office/word/2012/wordml" xmlns:w16cex="http://schemas.microsoft.com/office/word/2018/wordml/cex" xmlns:w16cid="http://schemas.microsoft.com/office/word/2016/wordml/cid" xmlns:w16="http://schemas.microsoft.com/office/word/2018/wordml" xmlns:w16du="http://schemas.microsoft.com/office/word/2023/wordml/word16du" xmlns:w16sdtdh="http://schemas.microsoft.com/office/word/2020/wordml/sdtdatahash" xmlns:w16sdtfl="http://schemas.microsoft.com/office/word/2024/wordml/sdtformatlock" xmlns:w16se="http://schemas.microsoft.com/office/word/2015/wordml/symex" mc:Ignorable="w14 w15 w16se w16cid w16 w16cex w16sdtdh w16sdtfl w16du">
+<w:styles xmlns:r="http://schemas.openxmlformats.org/officeDocument/2006/relationships" xmlns:w="http://schemas.openxmlformats.org/wordprocessingml/2006/main">
   <w:docDefaults>
     <w:rPrDefault>
       <w:rPr>
+        <w:lang w:val="en-US" w:eastAsia="ko-KR" w:bidi="ar-SA"/>
         <w:rFonts w:asciiTheme="minorHAnsi" w:eastAsiaTheme="minorEastAsia" w:hAnsiTheme="minorHAnsi" w:cstheme="minorBidi"/>
+        <w:szCs w:val="22"/>
         <w:kern w:val="2"/>
-        <w:szCs w:val="22"/>
-        <w:lang w:val="en-US" w:eastAsia="ko-KR" w:bidi="ar-SA"/>
       </w:rPr>
     </w:rPrDefault>
     <w:pPrDefault>
       <w:pPr>
+        <w:jc w:val="both"/>
         <w:spacing w:after="160" w:line="259" w:lineRule="auto"/>
-        <w:jc w:val="both"/>
       </w:pPr>
     </w:pPrDefault>
   </w:docDefaults>
@@ -2281,10 +2382,10 @@
     <w:name w:val="Normal"/>
     <w:qFormat/>
     <w:pPr>
-      <w:widowControl w:val="0"/>
-      <w:wordWrap w:val="0"/>
-      <w:autoSpaceDE w:val="0"/>
-      <w:autoSpaceDN w:val="0"/>
+      <w:autoSpaceDE w:val="off"/>
+      <w:autoSpaceDN w:val="off"/>
+      <w:widowControl w:val="off"/>
+      <w:wordWrap w:val="off"/>
     </w:pPr>
   </w:style>
   <w:style w:type="character" w:default="1" w:styleId="a0">
@@ -2316,8 +2417,8 @@
   </w:style>
   <w:style w:type="table" w:customStyle="1" w:styleId="1">
     <w:name w:val="표 구분선1"/>
+    <w:uiPriority w:val="39"/>
     <w:basedOn w:val="a1"/>
-    <w:uiPriority w:val="39"/>
     <w:pPr>
       <w:spacing w:after="0" w:line="240" w:lineRule="auto"/>
     </w:pPr>
@@ -2334,8 +2435,8 @@
   </w:style>
   <w:style w:type="paragraph" w:styleId="a3">
     <w:name w:val="List Paragraph"/>
+    <w:uiPriority w:val="34"/>
     <w:basedOn w:val="a"/>
-    <w:uiPriority w:val="34"/>
     <w:qFormat/>
     <w:pPr>
       <w:ind w:leftChars="400" w:left="800"/>
@@ -2343,43 +2444,43 @@
   </w:style>
   <w:style w:type="paragraph" w:styleId="a4">
     <w:name w:val="header"/>
+    <w:uiPriority w:val="99"/>
     <w:basedOn w:val="a"/>
     <w:link w:val="Char"/>
-    <w:uiPriority w:val="99"/>
     <w:unhideWhenUsed/>
     <w:pPr>
+      <w:snapToGrid w:val="0"/>
       <w:tabs>
         <w:tab w:val="center" w:pos="4513"/>
         <w:tab w:val="right" w:pos="9026"/>
       </w:tabs>
-      <w:snapToGrid w:val="0"/>
     </w:pPr>
   </w:style>
   <w:style w:type="character" w:customStyle="1" w:styleId="Char">
     <w:name w:val="머리글 Char"/>
+    <w:uiPriority w:val="99"/>
     <w:basedOn w:val="a0"/>
     <w:link w:val="a4"/>
-    <w:uiPriority w:val="99"/>
   </w:style>
   <w:style w:type="paragraph" w:styleId="a5">
     <w:name w:val="footer"/>
+    <w:uiPriority w:val="99"/>
     <w:basedOn w:val="a"/>
     <w:link w:val="Char0"/>
-    <w:uiPriority w:val="99"/>
     <w:unhideWhenUsed/>
     <w:pPr>
+      <w:snapToGrid w:val="0"/>
       <w:tabs>
         <w:tab w:val="center" w:pos="4513"/>
         <w:tab w:val="right" w:pos="9026"/>
       </w:tabs>
-      <w:snapToGrid w:val="0"/>
     </w:pPr>
   </w:style>
   <w:style w:type="character" w:customStyle="1" w:styleId="Char0">
     <w:name w:val="바닥글 Char"/>
+    <w:uiPriority w:val="99"/>
     <w:basedOn w:val="a0"/>
     <w:link w:val="a5"/>
-    <w:uiPriority w:val="99"/>
   </w:style>
   <w:style w:type="character" w:styleId="a6">
     <w:name w:val="Hyperlink"/>
@@ -2387,7 +2488,7 @@
     <w:unhideWhenUsed/>
     <w:rPr>
       <w:color w:val="0563C1"/>
-      <w:u w:val="single"/>
+      <w:u w:val="single" w:color="auto"/>
     </w:rPr>
   </w:style>
   <w:style w:type="character" w:customStyle="1" w:styleId="10">
@@ -2412,20 +2513,19 @@
   </w:style>
   <w:style w:type="character" w:styleId="a7">
     <w:name w:val="FollowedHyperlink"/>
+    <w:uiPriority w:val="99"/>
     <w:basedOn w:val="a0"/>
-    <w:uiPriority w:val="99"/>
     <w:unhideWhenUsed/>
     <w:rPr>
       <w:color w:val="954F72"/>
-      <w:u w:val="single"/>
+      <w:u w:val="single" w:color="auto"/>
     </w:rPr>
   </w:style>
-  <w:style w:type="character" w:styleId="a8">
+  <w:style w:type="character" w:customStyle="1" w:styleId="a8">
     <w:name w:val="Unresolved Mention"/>
     <w:basedOn w:val="a0"/>
     <w:semiHidden/>
     <w:unhideWhenUsed/>
-    <w:rsid w:val="00202C51"/>
     <w:rPr>
       <w:color w:val="605E5C"/>
       <w:shd w:val="clear" w:color="auto" w:fill="E1DFDD"/>
@@ -2439,10 +2539,10 @@
   <a:themeElements>
     <a:clrScheme name="Office">
       <a:dk1>
-        <a:sysClr val="windowText" lastClr="000000"/>
+        <a:sysClr lastClr="000000" val="windowText"/>
       </a:dk1>
       <a:lt1>
-        <a:sysClr val="window" lastClr="FFFFFF"/>
+        <a:sysClr lastClr="FFFFFF" val="window"/>
       </a:lt1>
       <a:dk2>
         <a:srgbClr val="44546A"/>

--- a/작업일지/pulse_14회차.docx
+++ b/작업일지/pulse_14회차.docx
@@ -1,6 +1,6 @@
 
 <file path=word/document.xml><?xml version="1.0" encoding="utf-8"?>
-<w:document xmlns:wpc="http://schemas.microsoft.com/office/word/2010/wordprocessingCanvas" xmlns:mc="http://schemas.openxmlformats.org/markup-compatibility/2006" xmlns:o="urn:schemas-microsoft-com:office:office" xmlns:r="http://schemas.openxmlformats.org/officeDocument/2006/relationships" xmlns:m="http://schemas.openxmlformats.org/officeDocument/2006/math" xmlns:v="urn:schemas-microsoft-com:vml" xmlns:wp14="http://schemas.microsoft.com/office/word/2010/wordprocessingDrawing" xmlns:wp="http://schemas.openxmlformats.org/drawingml/2006/wordprocessingDrawing" xmlns:w10="urn:schemas-microsoft-com:office:word" xmlns:w="http://schemas.openxmlformats.org/wordprocessingml/2006/main" xmlns:w14="http://schemas.microsoft.com/office/word/2010/wordml" xmlns:wpg="http://schemas.microsoft.com/office/word/2010/wordprocessingGroup" xmlns:wpi="http://schemas.microsoft.com/office/word/2010/wordprocessingInk" xmlns:wne="http://schemas.microsoft.com/office/word/2006/wordml" xmlns:wps="http://schemas.microsoft.com/office/word/2010/wordprocessingShape">
+<w:document xmlns:wpc="http://schemas.microsoft.com/office/word/2010/wordprocessingCanvas" xmlns:cx="http://schemas.microsoft.com/office/drawing/2014/chartex" xmlns:cx1="http://schemas.microsoft.com/office/drawing/2015/9/8/chartex" xmlns:cx2="http://schemas.microsoft.com/office/drawing/2015/10/21/chartex" xmlns:cx3="http://schemas.microsoft.com/office/drawing/2016/5/9/chartex" xmlns:cx4="http://schemas.microsoft.com/office/drawing/2016/5/10/chartex" xmlns:cx5="http://schemas.microsoft.com/office/drawing/2016/5/11/chartex" xmlns:cx6="http://schemas.microsoft.com/office/drawing/2016/5/12/chartex" xmlns:cx7="http://schemas.microsoft.com/office/drawing/2016/5/13/chartex" xmlns:cx8="http://schemas.microsoft.com/office/drawing/2016/5/14/chartex" xmlns:mc="http://schemas.openxmlformats.org/markup-compatibility/2006" xmlns:aink="http://schemas.microsoft.com/office/drawing/2016/ink" xmlns:am3d="http://schemas.microsoft.com/office/drawing/2017/model3d" xmlns:o="urn:schemas-microsoft-com:office:office" xmlns:oel="http://schemas.microsoft.com/office/2019/extlst" xmlns:r="http://schemas.openxmlformats.org/officeDocument/2006/relationships" xmlns:m="http://schemas.openxmlformats.org/officeDocument/2006/math" xmlns:v="urn:schemas-microsoft-com:vml" xmlns:wp14="http://schemas.microsoft.com/office/word/2010/wordprocessingDrawing" xmlns:wp="http://schemas.openxmlformats.org/drawingml/2006/wordprocessingDrawing" xmlns:w10="urn:schemas-microsoft-com:office:word" xmlns:w="http://schemas.openxmlformats.org/wordprocessingml/2006/main" xmlns:w14="http://schemas.microsoft.com/office/word/2010/wordml" xmlns:w15="http://schemas.microsoft.com/office/word/2012/wordml" xmlns:w16cex="http://schemas.microsoft.com/office/word/2018/wordml/cex" xmlns:w16cid="http://schemas.microsoft.com/office/word/2016/wordml/cid" xmlns:w16="http://schemas.microsoft.com/office/word/2018/wordml" xmlns:w16du="http://schemas.microsoft.com/office/word/2023/wordml/word16du" xmlns:w16sdtdh="http://schemas.microsoft.com/office/word/2020/wordml/sdtdatahash" xmlns:w16sdtfl="http://schemas.microsoft.com/office/word/2024/wordml/sdtformatlock" xmlns:w16se="http://schemas.microsoft.com/office/word/2015/wordml/symex" xmlns:wpg="http://schemas.microsoft.com/office/word/2010/wordprocessingGroup" xmlns:wpi="http://schemas.microsoft.com/office/word/2010/wordprocessingInk" xmlns:wne="http://schemas.microsoft.com/office/word/2006/wordml" xmlns:wps="http://schemas.microsoft.com/office/word/2010/wordprocessingShape" mc:Ignorable="w14 w15 w16se w16cid w16 w16cex w16sdtdh w16sdtfl w16du wp14">
   <w:body>
     <w:tbl>
       <w:tblPr>
@@ -19,7 +19,7 @@
       </w:tblGrid>
       <w:tr>
         <w:trPr>
-          <w:trHeight w:val="888" w:hRule="atLeast"/>
+          <w:trHeight w:val="888"/>
         </w:trPr>
         <w:tc>
           <w:tcPr>
@@ -93,11 +93,6 @@
                 <w:szCs w:val="20"/>
               </w:rPr>
               <w:br/>
-            </w:r>
-            <w:r>
-              <w:rPr>
-                <w:szCs w:val="20"/>
-              </w:rPr>
               <w:t>202</w:t>
             </w:r>
             <w:r>
@@ -158,7 +153,7 @@
       </w:tr>
       <w:tr>
         <w:trPr>
-          <w:trHeight w:val="648" w:hRule="atLeast"/>
+          <w:trHeight w:val="648"/>
         </w:trPr>
         <w:tc>
           <w:tcPr>
@@ -295,7 +290,7 @@
       </w:tr>
       <w:tr>
         <w:trPr>
-          <w:trHeight w:val="1266" w:hRule="atLeast"/>
+          <w:trHeight w:val="1266"/>
         </w:trPr>
         <w:tc>
           <w:tcPr>
@@ -341,78 +336,13 @@
                 <w:b/>
                 <w:bCs/>
               </w:rPr>
-              <w:t xml:space="preserve">노훈철: </w:t>
-            </w:r>
-            <w:r>
-              <w:rPr>
-                <w:rFonts w:hint="eastAsia"/>
-                <w:b/>
-                <w:bCs/>
-              </w:rPr>
-              <w:t>GraphicsUnionVersion 과 SyncFPS 합치기</w:t>
-            </w:r>
-            <w:r>
-              <w:rPr>
-                <w:rFonts w:hint="eastAsia"/>
-                <w:b/>
-                <w:bCs/>
-              </w:rPr>
-              <w:t xml:space="preserve">, SkinMesh Animation Update 가 느린 현상 GPU로 완화. </w:t>
-            </w:r>
-            <w:r>
-              <w:rPr>
-                <w:rFonts w:hint="eastAsia"/>
-                <w:b/>
-                <w:bCs/>
-              </w:rPr>
-              <w:t>/ Raytracing</w:t>
-            </w:r>
-            <w:r>
-              <w:rPr>
-                <w:rFonts w:hint="eastAsia"/>
-                <w:b/>
-                <w:bCs/>
-              </w:rPr>
-              <w:t xml:space="preserve"> Geometry 다시 합쳐 프레임 </w:t>
-            </w:r>
-            <w:r>
-              <w:rPr>
-                <w:rFonts w:hint="eastAsia"/>
-                <w:b/>
-                <w:bCs/>
-              </w:rPr>
-              <w:t>올리기 /</w:t>
-            </w:r>
-            <w:r>
-              <w:rPr>
-                <w:rFonts w:hint="eastAsia"/>
-                <w:b/>
-                <w:bCs/>
-              </w:rPr>
-              <w:t xml:space="preserve"> Raytracing PBR </w:t>
-            </w:r>
-            <w:r>
-              <w:rPr>
-                <w:rFonts w:hint="eastAsia"/>
-                <w:b/>
-                <w:bCs/>
-              </w:rPr>
-              <w:t>Rendering /</w:t>
-            </w:r>
-            <w:r>
-              <w:rPr>
-                <w:rFonts w:hint="eastAsia"/>
-                <w:b/>
-                <w:bCs/>
-              </w:rPr>
-              <w:t xml:space="preserve"> </w:t>
+              <w:t xml:space="preserve">노훈철: GraphicsUnionVersion 과 SyncFPS 합치기, SkinMesh Animation Update 가 느린 현상 GPU로 완화. / Raytracing Geometry 다시 합쳐 프레임 올리기 / Raytracing PBR Rendering / </w:t>
             </w:r>
           </w:p>
           <w:p>
             <w:pPr>
               <w:jc w:val="left"/>
               <w:rPr>
-                <w:rFonts w:hint="eastAsia"/>
                 <w:b/>
                 <w:bCs/>
               </w:rPr>
@@ -431,11 +361,12 @@
                 <w:b/>
                 <w:bCs/>
               </w:rPr>
-              <w:t>1인칭 3인칭 오류 및 총기 텍스처 오류</w:t>
+              <w:t>lod 구현</w:t>
             </w:r>
           </w:p>
           <w:p>
             <w:pPr>
+              <w:jc w:val="left"/>
               <w:rPr>
                 <w:b/>
                 <w:bCs/>
@@ -447,17 +378,7 @@
                 <w:b/>
                 <w:bCs/>
               </w:rPr>
-              <w:t xml:space="preserve">진성준: </w:t>
-            </w:r>
-            <w:r>
-              <w:rPr>
-                <w:lang w:eastAsia="ko-KR"/>
-                <w:rFonts w:hint="eastAsia"/>
-                <w:b/>
-                <w:bCs/>
-                <w:rtl w:val="off"/>
-              </w:rPr>
-              <w:t>서로 붙어있는 다른 서버의 존2개 구현. 존의 바운더리를 설정하고 바운더리에 닿으면 다른 서버간 이동.</w:t>
+              <w:t>진성준: 서로 붙어있는 다른 서버의 존2개 구현. 존의 바운더리를 설정하고 바운더리에 닿으면 다른 서버간 이동.</w:t>
             </w:r>
           </w:p>
         </w:tc>
@@ -524,8 +445,19 @@
           <w:bCs/>
           <w:szCs w:val="20"/>
         </w:rPr>
-        <w:t xml:space="preserve"> 서버 </w:t>
-      </w:r>
+        <w:t xml:space="preserve"> 서버 Shape / Asset 정보 동기화</w:t>
+      </w:r>
+    </w:p>
+    <w:p>
+      <w:pPr>
+        <w:jc w:val="left"/>
+        <w:rPr>
+          <w:rFonts w:ascii="맑은 고딕" w:eastAsia="맑은 고딕" w:hAnsi="맑은 고딕" w:cs="맑은 고딕"/>
+          <w:b/>
+          <w:bCs/>
+          <w:szCs w:val="20"/>
+        </w:rPr>
+      </w:pPr>
       <w:r>
         <w:rPr>
           <w:rFonts w:ascii="맑은 고딕" w:eastAsia="맑은 고딕" w:hAnsi="맑은 고딕" w:cs="맑은 고딕" w:hint="eastAsia"/>
@@ -533,8 +465,19 @@
           <w:bCs/>
           <w:szCs w:val="20"/>
         </w:rPr>
-        <w:t>Shape /</w:t>
-      </w:r>
+        <w:t>간결하게 말하면 이를 위해 클라이언트의 렌더 DescHeap의 인덱스와 서버의 동기화 인덱스를 분리했다.</w:t>
+      </w:r>
+    </w:p>
+    <w:p>
+      <w:pPr>
+        <w:jc w:val="left"/>
+        <w:rPr>
+          <w:rFonts w:ascii="맑은 고딕" w:eastAsia="맑은 고딕" w:hAnsi="맑은 고딕" w:cs="맑은 고딕"/>
+          <w:b/>
+          <w:bCs/>
+          <w:szCs w:val="20"/>
+        </w:rPr>
+      </w:pPr>
       <w:r>
         <w:rPr>
           <w:rFonts w:ascii="맑은 고딕" w:eastAsia="맑은 고딕" w:hAnsi="맑은 고딕" w:cs="맑은 고딕" w:hint="eastAsia"/>
@@ -542,7 +485,7 @@
           <w:bCs/>
           <w:szCs w:val="20"/>
         </w:rPr>
-        <w:t xml:space="preserve"> Asset 정보 동기화</w:t>
+        <w:t>서버의 작동도 수정했다.</w:t>
       </w:r>
     </w:p>
     <w:p>
@@ -552,68 +495,28 @@
           <w:rFonts w:ascii="맑은 고딕" w:eastAsia="맑은 고딕" w:hAnsi="맑은 고딕" w:cs="맑은 고딕"/>
           <w:b/>
           <w:bCs/>
-          <w:szCs w:val="20"/>
-        </w:rPr>
-      </w:pPr>
-      <w:r>
-        <w:rPr>
-          <w:rFonts w:ascii="맑은 고딕" w:eastAsia="맑은 고딕" w:hAnsi="맑은 고딕" w:cs="맑은 고딕" w:hint="eastAsia"/>
-          <w:b/>
-          <w:bCs/>
-          <w:szCs w:val="20"/>
-        </w:rPr>
-        <w:t>간결하게 말하면 이를 위해 클라이언트의 렌더 DescHeap의 인덱스와 서버의 동기화 인덱스를 분리했다.</w:t>
-      </w:r>
+          <w:sz w:val="22"/>
+        </w:rPr>
+      </w:pPr>
     </w:p>
     <w:p>
       <w:pPr>
         <w:jc w:val="left"/>
         <w:rPr>
-          <w:rFonts w:ascii="맑은 고딕" w:eastAsia="맑은 고딕" w:hAnsi="맑은 고딕" w:cs="맑은 고딕"/>
-          <w:b/>
-          <w:bCs/>
-          <w:szCs w:val="20"/>
-        </w:rPr>
-      </w:pPr>
-      <w:r>
-        <w:rPr>
-          <w:rFonts w:ascii="맑은 고딕" w:eastAsia="맑은 고딕" w:hAnsi="맑은 고딕" w:cs="맑은 고딕" w:hint="eastAsia"/>
-          <w:b/>
-          <w:bCs/>
-          <w:szCs w:val="20"/>
-        </w:rPr>
-        <w:t>서버의 작동도 수정했다.</w:t>
+          <w:szCs w:val="20"/>
+        </w:rPr>
+      </w:pPr>
+      <w:r>
+        <w:rPr>
+          <w:szCs w:val="20"/>
+        </w:rPr>
+        <w:t xml:space="preserve">SDF Text Collect in Giant Texture Pages / Texture Rendering </w:t>
       </w:r>
     </w:p>
     <w:p>
       <w:pPr>
         <w:jc w:val="left"/>
         <w:rPr>
-          <w:rFonts w:ascii="맑은 고딕" w:eastAsia="맑은 고딕" w:hAnsi="맑은 고딕" w:cs="맑은 고딕"/>
-          <w:b/>
-          <w:bCs/>
-          <w:sz w:val="22"/>
-        </w:rPr>
-      </w:pPr>
-    </w:p>
-    <w:p>
-      <w:pPr>
-        <w:jc w:val="left"/>
-        <w:rPr>
-          <w:szCs w:val="20"/>
-        </w:rPr>
-      </w:pPr>
-      <w:r>
-        <w:rPr>
-          <w:szCs w:val="20"/>
-        </w:rPr>
-        <w:t xml:space="preserve">SDF Text Collect in Giant Texture Pages / Texture Rendering </w:t>
-      </w:r>
-    </w:p>
-    <w:p>
-      <w:pPr>
-        <w:jc w:val="left"/>
-        <w:rPr>
           <w:szCs w:val="20"/>
         </w:rPr>
       </w:pPr>
@@ -622,21 +525,7 @@
           <w:rFonts w:hint="eastAsia"/>
           <w:szCs w:val="20"/>
         </w:rPr>
-        <w:t xml:space="preserve">웹 사이트에서 다양한 글을 긁어와서 가장 많이 쓰이는 한글 순서대로 정렬후 해당 </w:t>
-      </w:r>
-      <w:r>
-        <w:rPr>
-          <w:rFonts w:hint="eastAsia"/>
-          <w:szCs w:val="20"/>
-        </w:rPr>
-        <w:t>SDF 를</w:t>
-      </w:r>
-      <w:r>
-        <w:rPr>
-          <w:rFonts w:hint="eastAsia"/>
-          <w:szCs w:val="20"/>
-        </w:rPr>
-        <w:t xml:space="preserve"> 뽑았다.</w:t>
+        <w:t>웹 사이트에서 다양한 글을 긁어와서 가장 많이 쓰이는 한글 순서대로 정렬후 해당 SDF 를 뽑았다.</w:t>
       </w:r>
     </w:p>
     <w:p>
@@ -654,20 +543,20 @@
           <w:szCs w:val="16"/>
         </w:rPr>
         <w:drawing>
-          <wp:inline distT="0" distB="0" distL="0" distR="0">
+          <wp:inline distT="0" distB="0" distL="0" distR="0" wp14:anchorId="52215594" wp14:editId="63DCFB2F">
             <wp:extent cx="3018359" cy="3030761"/>
             <wp:effectExtent l="0" t="0" r="0" b="0"/>
-            <wp:docPr id="1025" name="shape1025" hidden="0"/>
+            <wp:docPr id="1025" name="shape1025"/>
             <wp:cNvGraphicFramePr/>
             <a:graphic xmlns:a="http://schemas.openxmlformats.org/drawingml/2006/main">
               <a:graphicData uri="http://schemas.openxmlformats.org/drawingml/2006/picture">
                 <pic:pic xmlns:pic="http://schemas.openxmlformats.org/drawingml/2006/picture">
                   <pic:nvPicPr>
                     <pic:cNvPr id="0" name="이미지"/>
-                    <pic:cNvPicPr preferRelativeResize="1"/>
+                    <pic:cNvPicPr/>
                   </pic:nvPicPr>
                   <pic:blipFill>
-                    <a:blip r:embed="rId1">
+                    <a:blip r:embed="rId5">
                       <a:extLst>
                         <a:ext uri="{28A0092B-C50C-407E-A947-70E740481C1C}">
                           <a14:useLocalDpi xmlns:a14="http://schemas.microsoft.com/office/drawing/2010/main" val="0"/>
@@ -684,7 +573,9 @@
                       <a:off x="0" y="0"/>
                       <a:ext cx="3018359" cy="3030761"/>
                     </a:xfrm>
-                    <a:prstGeom prst="rect"/>
+                    <a:prstGeom prst="rect">
+                      <a:avLst/>
+                    </a:prstGeom>
                   </pic:spPr>
                 </pic:pic>
               </a:graphicData>
@@ -713,39 +604,26 @@
         <w:rPr>
           <w:szCs w:val="20"/>
         </w:rPr>
-        <w:t xml:space="preserve">모션 블러 + Depth에 따른 컨볼루션 컴퓨트 셰이더 (Raytracing 자글거림 일부 </w:t>
-      </w:r>
-      <w:r>
-        <w:rPr>
-          <w:szCs w:val="20"/>
-        </w:rPr>
-        <w:t>해소</w:t>
+        <w:t>모션 블러 + Depth에 따른 컨볼루션 컴퓨트 셰이더 (Raytracing 자글거림 일부 해소</w:t>
       </w:r>
       <w:r>
         <w:rPr>
           <w:rFonts w:hint="eastAsia"/>
           <w:szCs w:val="20"/>
         </w:rPr>
-        <w:t xml:space="preserve"> ?</w:t>
+        <w:t xml:space="preserve"> ? </w:t>
+      </w:r>
+      <w:r>
+        <w:rPr>
+          <w:szCs w:val="20"/>
+        </w:rPr>
+        <w:t>–</w:t>
       </w:r>
       <w:r>
         <w:rPr>
           <w:rFonts w:hint="eastAsia"/>
           <w:szCs w:val="20"/>
         </w:rPr>
-        <w:t xml:space="preserve"> </w:t>
-      </w:r>
-      <w:r>
-        <w:rPr>
-          <w:szCs w:val="20"/>
-        </w:rPr>
-        <w:t>–</w:t>
-      </w:r>
-      <w:r>
-        <w:rPr>
-          <w:rFonts w:hint="eastAsia"/>
-          <w:szCs w:val="20"/>
-        </w:rPr>
         <w:t xml:space="preserve"> 해봤는데 이게 진짜 이유는 아닌 것 같다.</w:t>
       </w:r>
       <w:r>
@@ -758,33 +636,33 @@
     <w:p>
       <w:pPr>
         <w:pStyle w:val="a3"/>
-        <w:ind w:leftChars="0"/>
-        <w:jc w:val="left"/>
         <w:numPr>
           <w:ilvl w:val="0"/>
           <w:numId w:val="1"/>
         </w:numPr>
-        <w:rPr>
-          <w:szCs w:val="20"/>
-        </w:rPr>
-      </w:pPr>
-      <w:r>
-        <w:rPr>
-          <w:rFonts w:hint="eastAsia"/>
-          <w:szCs w:val="20"/>
-        </w:rPr>
-        <w:t xml:space="preserve">결국 Raytracing이 자글거리는 이유는 밉맵이나 멀리떨어진 물체 때문이 아닌 것 같음. </w:t>
-      </w:r>
-    </w:p>
-    <w:p>
-      <w:pPr>
-        <w:pStyle w:val="a3"/>
         <w:ind w:leftChars="0"/>
         <w:jc w:val="left"/>
+        <w:rPr>
+          <w:szCs w:val="20"/>
+        </w:rPr>
+      </w:pPr>
+      <w:r>
+        <w:rPr>
+          <w:rFonts w:hint="eastAsia"/>
+          <w:szCs w:val="20"/>
+        </w:rPr>
+        <w:t xml:space="preserve">결국 Raytracing이 자글거리는 이유는 밉맵이나 멀리떨어진 물체 때문이 아닌 것 같음. </w:t>
+      </w:r>
+    </w:p>
+    <w:p>
+      <w:pPr>
+        <w:pStyle w:val="a3"/>
         <w:numPr>
           <w:ilvl w:val="0"/>
           <w:numId w:val="1"/>
         </w:numPr>
+        <w:ind w:leftChars="0"/>
+        <w:jc w:val="left"/>
         <w:rPr>
           <w:sz w:val="16"/>
           <w:szCs w:val="16"/>
@@ -824,6 +702,7 @@
         <w:rPr>
           <w:szCs w:val="20"/>
         </w:rPr>
+        <w:lastRenderedPageBreak/>
         <w:t xml:space="preserve">Raytracing Shader가 Reinit 될때의 오류 수정. </w:t>
       </w:r>
       <w:r>
@@ -881,51 +760,29 @@
         <w:rPr>
           <w:szCs w:val="20"/>
         </w:rPr>
-        <w:t xml:space="preserve">Shader Visible Desc Heap이 Expand 될때 머터리얼 관련 실수로 생긴 오류 수정 두번째 맵을 로드되게 </w:t>
-      </w:r>
-      <w:r>
-        <w:rPr>
-          <w:szCs w:val="20"/>
-        </w:rPr>
-        <w:t>수정 했으나</w:t>
-      </w:r>
-      <w:r>
-        <w:rPr>
-          <w:szCs w:val="20"/>
-        </w:rPr>
-        <w:t xml:space="preserve"> 맵에 있는 모델이 너무 버택스가 많아서 최적화 필요하다 판단. 이제 모델 충돌이 제대로 수행되도록 수정. </w:t>
-      </w:r>
-      <w:r>
-        <w:rPr>
-          <w:szCs w:val="20"/>
-        </w:rPr>
-        <w:t>쓸데 없는</w:t>
-      </w:r>
-      <w:r>
-        <w:rPr>
-          <w:szCs w:val="20"/>
-        </w:rPr>
-        <w:t xml:space="preserve"> 파일 </w:t>
-      </w:r>
-      <w:r>
-        <w:rPr>
-          <w:szCs w:val="20"/>
-        </w:rPr>
-        <w:t>지우기</w:t>
+        <w:t>Shader Visible Desc Heap이 Expand 될때 머터리얼 관련 실수로 생긴 오류 수정 두번째 맵을 로드되게 수정 했으나 맵에 있는 모델이 너무 버택스가 많아서 최적화 필요하다 판단. 이제 모델 충돌이 제대로 수행되도록 수정. 쓸데 없는 파일 지우기</w:t>
       </w:r>
       <w:r>
         <w:rPr>
           <w:rFonts w:hint="eastAsia"/>
           <w:szCs w:val="20"/>
         </w:rPr>
-        <w:t xml:space="preserve"> &gt;</w:t>
-      </w:r>
+        <w:t xml:space="preserve"> &gt; 맵 LOD 작업 일부 수행. </w:t>
+      </w:r>
+    </w:p>
+    <w:p>
+      <w:pPr>
+        <w:jc w:val="left"/>
+        <w:rPr>
+          <w:szCs w:val="20"/>
+        </w:rPr>
+      </w:pPr>
       <w:r>
         <w:rPr>
           <w:rFonts w:hint="eastAsia"/>
           <w:szCs w:val="20"/>
         </w:rPr>
-        <w:t xml:space="preserve"> 맵 LOD 작업 일부 수행. </w:t>
+        <w:t>아직도 일부 모델이 너무 커서 문제임. 줄이는 과정이 필요함.</w:t>
       </w:r>
     </w:p>
     <w:p>
@@ -935,12 +792,20 @@
           <w:szCs w:val="20"/>
         </w:rPr>
       </w:pPr>
+    </w:p>
+    <w:p>
+      <w:pPr>
+        <w:jc w:val="left"/>
+        <w:rPr>
+          <w:szCs w:val="20"/>
+        </w:rPr>
+      </w:pPr>
       <w:r>
         <w:rPr>
           <w:rFonts w:hint="eastAsia"/>
           <w:szCs w:val="20"/>
         </w:rPr>
-        <w:t>아직도 일부 모델이 너무 커서 문제임. 줄이는 과정이 필요함.</w:t>
+        <w:t>청크 오류 fix</w:t>
       </w:r>
     </w:p>
     <w:p>
@@ -950,49 +815,12 @@
           <w:szCs w:val="20"/>
         </w:rPr>
       </w:pPr>
-    </w:p>
-    <w:p>
-      <w:pPr>
-        <w:jc w:val="left"/>
-        <w:rPr>
-          <w:szCs w:val="20"/>
-        </w:rPr>
-      </w:pPr>
       <w:r>
         <w:rPr>
           <w:rFonts w:hint="eastAsia"/>
           <w:szCs w:val="20"/>
         </w:rPr>
-        <w:t>청크 오류 fix</w:t>
-      </w:r>
-    </w:p>
-    <w:p>
-      <w:pPr>
-        <w:jc w:val="left"/>
-        <w:rPr>
-          <w:szCs w:val="20"/>
-        </w:rPr>
-      </w:pPr>
-      <w:r>
-        <w:rPr>
-          <w:rFonts w:hint="eastAsia"/>
-          <w:szCs w:val="20"/>
-        </w:rPr>
-        <w:t xml:space="preserve">청크 오류를 2개 발견하고 고쳤다. (청크열 곂침 </w:t>
-      </w:r>
-      <w:r>
-        <w:rPr>
-          <w:rFonts w:hint="eastAsia"/>
-          <w:szCs w:val="20"/>
-        </w:rPr>
-        <w:t>계산 /</w:t>
-      </w:r>
-      <w:r>
-        <w:rPr>
-          <w:rFonts w:hint="eastAsia"/>
-          <w:szCs w:val="20"/>
-        </w:rPr>
-        <w:t xml:space="preserve"> 다른 청크에서 죽으면 worldMat을 직접 건드린 실수)</w:t>
+        <w:t>청크 오류를 2개 발견하고 고쳤다. (청크열 곂침 계산 / 다른 청크에서 죽으면 worldMat을 직접 건드린 실수)</w:t>
       </w:r>
     </w:p>
     <w:p>
@@ -1071,162 +899,19 @@
       <w:pPr>
         <w:jc w:val="left"/>
         <w:rPr>
-          <w:b/>
-          <w:bCs/>
-        </w:rPr>
-      </w:pPr>
-      <w:r>
-        <w:rPr>
           <w:rFonts w:hint="eastAsia"/>
           <w:b/>
           <w:bCs/>
         </w:rPr>
-        <w:t>//////////////</w:t>
-      </w:r>
-    </w:p>
-    <w:p>
-      <w:pPr>
-        <w:jc w:val="left"/>
-        <w:rPr>
-          <w:b/>
-          <w:bCs/>
-        </w:rPr>
-      </w:pPr>
-    </w:p>
-    <w:p>
-      <w:pPr>
-        <w:rPr>
-          <w:b/>
-          <w:bCs/>
-          <w:sz w:val="22"/>
-        </w:rPr>
       </w:pPr>
       <w:r>
         <w:rPr>
           <w:rFonts w:hint="eastAsia"/>
           <w:b/>
           <w:bCs/>
-          <w:sz w:val="22"/>
-        </w:rPr>
-        <w:t>임동건:</w:t>
-      </w:r>
-    </w:p>
-    <w:p>
-      <w:pPr>
-        <w:rPr>
-          <w:sz w:val="22"/>
-        </w:rPr>
-      </w:pPr>
-      <w:r>
-        <w:rPr>
-          <w:sz w:val="22"/>
-        </w:rPr>
-        <w:t>1인칭/3인칭 총기 렌더가 깨졌던 원인은, 애니메이션/렌더 구조가 바뀌면서 “플레이어 본체 렌더”, “1인칭 총 렌더”, “3인칭 총 렌더”가 한 흐름으로 섞였고, 총 모델도 스킨메시 렌더 상태와 일반 모델 렌더 상태를 구분하지 못하던 점에 있었습니다. 그래서 1인칭에서는 몸이 보이거나 카메라가 몸 안으로 들어갔고, 3인칭에서는 총이 손에 붙지 않고 월드에 떠 있거나, 회전만 따라가고 위치는 안 따라가는 문제가 있었습니다.</w:t>
-      </w:r>
-    </w:p>
-    <w:p>
-      <w:pPr>
-        <w:rPr>
-          <w:sz w:val="22"/>
-        </w:rPr>
-      </w:pPr>
-    </w:p>
-    <w:p>
-      <w:pPr>
-        <w:rPr>
-          <w:sz w:val="22"/>
-        </w:rPr>
-      </w:pPr>
-      <w:r>
-        <w:rPr>
-          <w:rFonts w:hint="eastAsia"/>
-          <w:sz w:val="22"/>
-        </w:rPr>
-        <w:t>그래서</w:t>
-      </w:r>
-      <w:r>
-        <w:rPr>
-          <w:sz w:val="22"/>
-        </w:rPr>
-        <w:t xml:space="preserve"> 로컬 플레이어는 1인칭일 때 본체를 숨기고, 3인칭일 때만 본체를 보이게 했습니다. 또 1인칭 총은 </w:t>
-      </w:r>
-      <w:r>
-        <w:rPr>
-          <w:sz w:val="22"/>
-        </w:rPr>
-        <w:t>Player::</w:t>
-      </w:r>
-      <w:r>
-        <w:rPr>
-          <w:sz w:val="22"/>
-        </w:rPr>
-        <w:t xml:space="preserve">Render_AfterDepthClear() 쪽에서, 3인칭 총은 </w:t>
-      </w:r>
-      <w:r>
-        <w:rPr>
-          <w:sz w:val="22"/>
-        </w:rPr>
-        <w:t>Player::</w:t>
-      </w:r>
-      <w:r>
-        <w:rPr>
-          <w:sz w:val="22"/>
-        </w:rPr>
-        <w:t>Render_ThirdPersonWeapon() 쪽에서 따로 그리도록 역할을 갈랐습니다. 이때 총 모델은 스킨메시 패스가 아니라 일반 PBR 렌더 상태에서 다시 바인딩해서 그리도록 바꿨고, 그 덕분에 총 모델을 그릴 때 device removed가 나던 문</w:t>
-      </w:r>
-      <w:r>
-        <w:rPr>
-          <w:rFonts w:hint="eastAsia"/>
-          <w:sz w:val="22"/>
-        </w:rPr>
-        <w:t>제를</w:t>
-      </w:r>
-      <w:r>
-        <w:rPr>
-          <w:sz w:val="22"/>
-        </w:rPr>
-        <w:t xml:space="preserve"> 먼저 해결했습니다.</w:t>
-      </w:r>
-    </w:p>
-    <w:p>
-      <w:pPr>
-        <w:rPr>
-          <w:sz w:val="22"/>
-        </w:rPr>
-      </w:pPr>
-    </w:p>
-    <w:p>
-      <w:pPr>
-        <w:rPr>
-          <w:sz w:val="22"/>
-        </w:rPr>
-      </w:pPr>
-      <w:r>
-        <w:rPr>
-          <w:rFonts w:hint="eastAsia"/>
-          <w:sz w:val="22"/>
-        </w:rPr>
-        <w:t>그</w:t>
-      </w:r>
-      <w:r>
-        <w:rPr>
-          <w:sz w:val="22"/>
-        </w:rPr>
-        <w:t xml:space="preserve"> 다음에는 총 위치 조정을 했습니다. 1인칭은 무기별로 gunMatrix_firstPersonView 위에 오프셋과 스</w:t>
-      </w:r>
-      <w:r>
-        <w:rPr>
-          <w:sz w:val="22"/>
-        </w:rPr>
-        <w:t xml:space="preserve">케일을 얹는 방식으로 맞췄습니다. 스나이퍼 텍스처는 수정하였고, 나머지 총들은 아직 수정하지 못하였습니다. </w:t>
-      </w:r>
-    </w:p>
-    <w:p>
-      <w:pPr>
-        <w:rPr>
-          <w:sz w:val="22"/>
-        </w:rPr>
-      </w:pPr>
+        </w:rPr>
+        <w:t>//////////////</w:t>
+      </w:r>
     </w:p>
     <w:p>
       <w:pPr>
@@ -1238,61 +923,549 @@
       </w:pPr>
       <w:r>
         <w:rPr>
-          <w:rFonts w:hint="eastAsia"/>
-          <w:sz w:val="22"/>
-        </w:rPr>
-        <w:t>그리고</w:t>
-      </w:r>
-      <w:r>
-        <w:rPr>
-          <w:sz w:val="22"/>
-        </w:rPr>
-        <w:t xml:space="preserve"> 스킨메시 애니메이션은 GPU에서 BoneToWorld를 계산하고 있고, CPU는 최종 </w:t>
-      </w:r>
-      <w:r>
-        <w:rPr>
-          <w:sz w:val="22"/>
-        </w:rPr>
-        <w:t>손 본</w:t>
-      </w:r>
-      <w:r>
-        <w:rPr>
-          <w:sz w:val="22"/>
-        </w:rPr>
-        <w:t xml:space="preserve"> 월드행렬을 직접 들고 있지 않기 때문에, 실험적으로 RightHand에 해당하는 본 행렬 하나만 READBACK 버퍼로 CPU 쪽에 가져와서 3인칭 총 위치에 쓰는 방법을 적용 중이며 아직 오류가 나서 구현중입니다.</w:t>
-      </w:r>
-    </w:p>
-    <w:p>
-      <w:pPr>
-        <w:rPr>
-          <w:lang w:eastAsia="ko-KR"/>
           <w:rFonts w:hint="eastAsia"/>
           <w:b/>
           <w:bCs/>
           <w:sz w:val="22"/>
-          <w:rtl w:val="off"/>
-        </w:rPr>
-      </w:pPr>
-      <w:r>
-        <w:rPr>
-          <w:lang w:eastAsia="ko-KR"/>
+        </w:rPr>
+        <w:t>임동건:</w:t>
+      </w:r>
+      <w:r>
+        <w:rPr>
           <w:rFonts w:hint="eastAsia"/>
           <w:b/>
           <w:bCs/>
           <w:sz w:val="22"/>
-          <w:rtl w:val="off"/>
-        </w:rPr>
-        <w:t>/////////////</w:t>
-      </w:r>
-    </w:p>
-    <w:p>
-      <w:pPr>
-        <w:rPr>
-          <w:lang w:eastAsia="ko-KR"/>
+        </w:rPr>
+        <w:t xml:space="preserve"> </w:t>
+      </w:r>
+      <w:r>
+        <w:rPr>
+          <w:b/>
+          <w:bCs/>
+          <w:sz w:val="22"/>
+        </w:rPr>
+        <w:t xml:space="preserve">AutoLOD 시스템 </w:t>
+      </w:r>
+      <w:proofErr w:type="gramStart"/>
+      <w:r>
+        <w:rPr>
+          <w:b/>
+          <w:bCs/>
+          <w:sz w:val="22"/>
+        </w:rPr>
+        <w:t>추가 /</w:t>
+      </w:r>
+      <w:proofErr w:type="gramEnd"/>
+      <w:r>
+        <w:rPr>
+          <w:b/>
+          <w:bCs/>
+          <w:sz w:val="22"/>
+        </w:rPr>
+        <w:t xml:space="preserve"> 대형 정적 메쉬 자동 LOD 생성 + 캐시 기반 재사용</w:t>
+      </w:r>
+    </w:p>
+    <w:p>
+      <w:pPr>
+        <w:rPr>
+          <w:sz w:val="22"/>
+        </w:rPr>
+      </w:pPr>
+      <w:r>
+        <w:rPr>
+          <w:sz w:val="22"/>
+        </w:rPr>
+        <w:t>오픈소스 라이브러리 meshoptimizer를 활용하여 자동으로 LOD를 생성하는 구조를 구현했다.</w:t>
+      </w:r>
+    </w:p>
+    <w:p>
+      <w:pPr>
+        <w:rPr>
+          <w:sz w:val="22"/>
+        </w:rPr>
+      </w:pPr>
+      <w:r>
+        <w:rPr>
+          <w:sz w:val="22"/>
+        </w:rPr>
+        <w:t>큰 정적 오브젝트들은 로딩 중에 먼저 LOD를 만들고, 상대적으로 덜 중요한 작은 오브젝트들은 게임 실행 중에 조금씩 LOD를 생성하도록 구현했다.</w:t>
+      </w:r>
+      <w:r>
+        <w:rPr>
+          <w:sz w:val="22"/>
+        </w:rPr>
+        <w:br/>
+        <w:t>이렇게 하면 게임 시작 전에 중요한 오브젝트들은 미리 준비할 수 있고, 나머지는 실행 중에 한 번에 몰리지 않게 분산 처리할 수 있다. 그리고 이미 생성했던 LOD는 캐시로 저장하여 재생성하지 않도록 하였다.</w:t>
+      </w:r>
+    </w:p>
+    <w:p>
+      <w:pPr>
+        <w:rPr>
+          <w:sz w:val="22"/>
+        </w:rPr>
+      </w:pPr>
+      <w:r>
+        <w:rPr>
+          <w:sz w:val="22"/>
+        </w:rPr>
+        <w:t>LOD를 생성할 때는 먼저 원본 메쉬의 정점(vertex), 인덱스(index), 서브메쉬(submesh) 정보를 따로 보관한다.</w:t>
+      </w:r>
+      <w:r>
+        <w:rPr>
+          <w:sz w:val="22"/>
+        </w:rPr>
+        <w:br/>
+        <w:t>그리고 이 정보들을 바탕으로 메쉬 해시를 만들고, 캐시 폴더에 이미 같은 결과가 있는지 먼저 확인한다.</w:t>
+      </w:r>
+      <w:r>
+        <w:rPr>
+          <w:sz w:val="22"/>
+        </w:rPr>
+        <w:br/>
+        <w:t>만약 캐시에 있으면 새로 계산하지 않고 바로 읽어오고, 없으면 그때 실제 단순화를 수행해서 새 LOD를 만든 뒤 다시 캐시에 저장한다.</w:t>
+      </w:r>
+      <w:r>
+        <w:rPr>
+          <w:sz w:val="22"/>
+        </w:rPr>
+        <w:br/>
+        <w:t>즉 한 번 만들어진 결과는 다음 실행부터는 계속 재사용 가능하다.</w:t>
+      </w:r>
+    </w:p>
+    <w:p>
+      <w:pPr>
+        <w:rPr>
+          <w:sz w:val="22"/>
+        </w:rPr>
+      </w:pPr>
+      <w:r>
+        <w:rPr>
+          <w:sz w:val="22"/>
+        </w:rPr>
+        <w:t>LOD 생성 순서는 우선순위를 나눴다.</w:t>
+      </w:r>
+      <w:r>
+        <w:rPr>
+          <w:sz w:val="22"/>
+        </w:rPr>
+        <w:br/>
+        <w:t xml:space="preserve">로딩 중에는 맵에 배치된 정적 오브젝트들 중에서 먼저 처리할 가치가 큰 메쉬들을 preload 큐에 넣고, </w:t>
+      </w:r>
+      <w:r>
+        <w:rPr>
+          <w:sz w:val="22"/>
+        </w:rPr>
+        <w:lastRenderedPageBreak/>
+        <w:t>이 큐를 우선 처리한다.</w:t>
+      </w:r>
+      <w:r>
+        <w:rPr>
+          <w:sz w:val="22"/>
+        </w:rPr>
+        <w:br/>
+        <w:t>이후 아직 처리되지 않은 메쉬들은 runtime 큐에 남겨두고, 게임 업데이트 중에 한 번에 몇 개씩만 처리하도록 만들었다.</w:t>
+      </w:r>
+      <w:r>
+        <w:rPr>
+          <w:sz w:val="22"/>
+        </w:rPr>
+        <w:br/>
+        <w:t>이 방식으로 처음 로딩이 끝없이 길어지는 것도 막고, 실행 중 갑자기 프레임이 크게 떨어지는 것도 줄이려 했다.</w:t>
+      </w:r>
+    </w:p>
+    <w:p>
+      <w:pPr>
+        <w:rPr>
+          <w:sz w:val="22"/>
+        </w:rPr>
+      </w:pPr>
+      <w:r>
+        <w:rPr>
+          <w:sz w:val="22"/>
+        </w:rPr>
+        <w:t>단순화는 목표 비율을 대략 원본 삼각형 수의 35% 정도로 잡고 진행했다.</w:t>
+      </w:r>
+    </w:p>
+    <w:p>
+      <w:pPr>
+        <w:rPr>
+          <w:sz w:val="22"/>
+        </w:rPr>
+      </w:pPr>
+      <w:r>
+        <w:rPr>
+          <w:sz w:val="22"/>
+        </w:rPr>
+        <w:t>다만 처음에는 “줄일 수 있으면 최대한 줄이자” 쪽으로 접근했는데, 실제 테스트해보니 차량, 얇은 철 구조물, 조립형 모델 같은 것들은 단순화 결과가 쉽게 망가졌다.</w:t>
+      </w:r>
+      <w:r>
+        <w:rPr>
+          <w:sz w:val="22"/>
+        </w:rPr>
+        <w:br/>
+        <w:t>자동차 같은 경우에는 바퀴를 제외한 차체가 거의 사라지는 현상도 확인되었다.</w:t>
+      </w:r>
+      <w:r>
+        <w:rPr>
+          <w:sz w:val="22"/>
+        </w:rPr>
+        <w:br/>
+        <w:t>특히 자동차 차체나 문, 유리 같은 단일 파츠 메쉬는 경계 보호가 조금만 잘못되어도 사라져 보이거나 형태가 심하게 깨졌다.</w:t>
+      </w:r>
+    </w:p>
+    <w:p>
+      <w:pPr>
+        <w:rPr>
+          <w:sz w:val="22"/>
+        </w:rPr>
+      </w:pPr>
+      <w:r>
+        <w:rPr>
+          <w:sz w:val="22"/>
+        </w:rPr>
+        <w:t>그래서 지금은 단순히 삼각형 수만 보고 줄이지 않고, 메쉬의 구조를 먼저 보고 LOD 생성 가능 여부를 판단하게 바꿨다.</w:t>
+      </w:r>
+      <w:r>
+        <w:rPr>
+          <w:sz w:val="22"/>
+        </w:rPr>
+        <w:br/>
+        <w:t>대표적으로 다음과 같은 경우는 아예 제외하도록 설정하였다.</w:t>
+      </w:r>
+    </w:p>
+    <w:p>
+      <w:pPr>
+        <w:numPr>
+          <w:ilvl w:val="0"/>
+          <w:numId w:val="2"/>
+        </w:numPr>
+        <w:rPr>
+          <w:sz w:val="22"/>
+        </w:rPr>
+      </w:pPr>
+      <w:r>
+        <w:rPr>
+          <w:sz w:val="22"/>
+        </w:rPr>
+        <w:t>삼각형 수가 너무 적어서 줄일 의미가 없는 경우</w:t>
+      </w:r>
+    </w:p>
+    <w:p>
+      <w:pPr>
+        <w:numPr>
+          <w:ilvl w:val="0"/>
+          <w:numId w:val="2"/>
+        </w:numPr>
+        <w:rPr>
+          <w:sz w:val="22"/>
+        </w:rPr>
+      </w:pPr>
+      <w:r>
+        <w:rPr>
+          <w:sz w:val="22"/>
+        </w:rPr>
+        <w:t>submesh 수가 너무 많아서 구조가 복잡한 경우</w:t>
+      </w:r>
+    </w:p>
+    <w:p>
+      <w:pPr>
+        <w:numPr>
+          <w:ilvl w:val="0"/>
+          <w:numId w:val="2"/>
+        </w:numPr>
+        <w:rPr>
+          <w:sz w:val="22"/>
+        </w:rPr>
+      </w:pPr>
+      <w:r>
+        <w:rPr>
+          <w:sz w:val="22"/>
+        </w:rPr>
+        <w:t>너무 얇거나 길쭉해서 단순화하면 형태가 쉽게 망가지는 경우</w:t>
+      </w:r>
+    </w:p>
+    <w:p>
+      <w:pPr>
+        <w:numPr>
+          <w:ilvl w:val="0"/>
+          <w:numId w:val="2"/>
+        </w:numPr>
+        <w:rPr>
+          <w:sz w:val="22"/>
+        </w:rPr>
+      </w:pPr>
+      <w:r>
+        <w:rPr>
+          <w:sz w:val="22"/>
+        </w:rPr>
+        <w:t>차량 차체처럼 넓고 낮은 구조를 가진 경우</w:t>
+      </w:r>
+    </w:p>
+    <w:p>
+      <w:pPr>
+        <w:numPr>
+          <w:ilvl w:val="0"/>
+          <w:numId w:val="2"/>
+        </w:numPr>
+        <w:rPr>
+          <w:sz w:val="22"/>
+        </w:rPr>
+      </w:pPr>
+      <w:r>
+        <w:rPr>
+          <w:sz w:val="22"/>
+        </w:rPr>
+        <w:t>차량 파츠처럼 보이는 큰 단일 파츠 메쉬인 경우</w:t>
+      </w:r>
+    </w:p>
+    <w:p>
+      <w:pPr>
+        <w:numPr>
+          <w:ilvl w:val="0"/>
+          <w:numId w:val="2"/>
+        </w:numPr>
+        <w:rPr>
+          <w:sz w:val="22"/>
+        </w:rPr>
+      </w:pPr>
+      <w:r>
+        <w:rPr>
+          <w:sz w:val="22"/>
+        </w:rPr>
+        <w:t>조립형 구조물처럼 submesh 경계와 형태 유지가 중요한 경우</w:t>
+      </w:r>
+    </w:p>
+    <w:p>
+      <w:pPr>
+        <w:rPr>
+          <w:sz w:val="22"/>
+        </w:rPr>
+      </w:pPr>
+      <w:r>
+        <w:rPr>
+          <w:sz w:val="22"/>
+        </w:rPr>
+        <w:t>모든 메쉬를 자동으로 줄이는 것이 아니라, 줄여도 되는 메쉬만 줄이는 보수적인 방식으로 수정하였다.</w:t>
+      </w:r>
+    </w:p>
+    <w:p>
+      <w:pPr>
+        <w:rPr>
+          <w:sz w:val="22"/>
+        </w:rPr>
+      </w:pPr>
+      <w:r>
+        <w:rPr>
+          <w:sz w:val="22"/>
+        </w:rPr>
+        <w:t>LOD를 시도했더라도 항상 성공하는 것은 아니었다.</w:t>
+      </w:r>
+      <w:r>
+        <w:rPr>
+          <w:sz w:val="22"/>
+        </w:rPr>
+        <w:br/>
+        <w:t>어떤 메쉬는 경계 보호 비율이 너무 높거나 구조가 복잡해서, 줄이려고 해도 결과가 원본과 거의 같게 나온다.</w:t>
+      </w:r>
+      <w:r>
+        <w:rPr>
+          <w:sz w:val="22"/>
+        </w:rPr>
+        <w:br/>
+        <w:t>이 경우에는 simplify-failed로 판단하고, 억지로 그 결과를 사용하지 않고 원본 메쉬를 그대로 유지하도록 하였다.</w:t>
+      </w:r>
+    </w:p>
+    <w:p>
+      <w:pPr>
+        <w:rPr>
+          <w:sz w:val="22"/>
+        </w:rPr>
+      </w:pPr>
+      <w:r>
+        <w:rPr>
+          <w:sz w:val="22"/>
+        </w:rPr>
+        <w:t xml:space="preserve">또한 </w:t>
+      </w:r>
+      <w:r>
+        <w:rPr>
+          <w:rFonts w:hint="eastAsia"/>
+          <w:sz w:val="22"/>
+        </w:rPr>
+        <w:t>LOD</w:t>
+      </w:r>
+      <w:r>
+        <w:rPr>
+          <w:sz w:val="22"/>
+        </w:rPr>
+        <w:t xml:space="preserve"> 결과가 만들어졌더라도, 실제로 원본보다 줄어든 효과가 없으면 사용하지 않도록 했다.</w:t>
+      </w:r>
+    </w:p>
+    <w:p>
+      <w:pPr>
+        <w:rPr>
+          <w:sz w:val="22"/>
+        </w:rPr>
+      </w:pPr>
+      <w:r>
+        <w:rPr>
+          <w:sz w:val="22"/>
+        </w:rPr>
+        <w:t>렌더링 쪽은 기존 파이프라인을 크게 뜯지 않고 연결했다.</w:t>
+      </w:r>
+      <w:r>
+        <w:rPr>
+          <w:sz w:val="22"/>
+        </w:rPr>
+        <w:br/>
+        <w:t>모델을 그릴 때 원래 참조하던 BumpMesh 대신, 해당 메쉬에 대응하는 LOD 메쉬가 준비되어 있으면 그 메쉬를 대신 넘기도록 연결했다.</w:t>
+      </w:r>
+    </w:p>
+    <w:p>
+      <w:pPr>
+        <w:rPr>
+          <w:rFonts w:hint="eastAsia"/>
+          <w:sz w:val="22"/>
+        </w:rPr>
+      </w:pPr>
+      <w:r>
+        <w:rPr>
+          <w:sz w:val="22"/>
+        </w:rPr>
+        <w:t>결론적으로</w:t>
+      </w:r>
+    </w:p>
+    <w:p>
+      <w:pPr>
+        <w:numPr>
+          <w:ilvl w:val="0"/>
+          <w:numId w:val="3"/>
+        </w:numPr>
+        <w:rPr>
+          <w:sz w:val="22"/>
+        </w:rPr>
+      </w:pPr>
+      <w:r>
+        <w:rPr>
+          <w:sz w:val="22"/>
+        </w:rPr>
+        <w:lastRenderedPageBreak/>
+        <w:t>로딩 중에는 큰 것 먼저 처리</w:t>
+      </w:r>
+    </w:p>
+    <w:p>
+      <w:pPr>
+        <w:numPr>
+          <w:ilvl w:val="0"/>
+          <w:numId w:val="3"/>
+        </w:numPr>
+        <w:rPr>
+          <w:sz w:val="22"/>
+        </w:rPr>
+      </w:pPr>
+      <w:r>
+        <w:rPr>
+          <w:sz w:val="22"/>
+        </w:rPr>
+        <w:t>실행 중에는 작은 것 분산 처리</w:t>
+      </w:r>
+    </w:p>
+    <w:p>
+      <w:pPr>
+        <w:numPr>
+          <w:ilvl w:val="0"/>
+          <w:numId w:val="3"/>
+        </w:numPr>
+        <w:rPr>
+          <w:sz w:val="22"/>
+        </w:rPr>
+      </w:pPr>
+      <w:r>
+        <w:rPr>
+          <w:sz w:val="22"/>
+        </w:rPr>
+        <w:t>캐시에 있으면 재생성하지 않고 생성했던 것 재사용</w:t>
+      </w:r>
+    </w:p>
+    <w:p>
+      <w:pPr>
+        <w:numPr>
+          <w:ilvl w:val="0"/>
+          <w:numId w:val="3"/>
+        </w:numPr>
+        <w:rPr>
+          <w:sz w:val="22"/>
+        </w:rPr>
+      </w:pPr>
+      <w:r>
+        <w:rPr>
+          <w:sz w:val="22"/>
+        </w:rPr>
+        <w:t>위험한 메쉬는 제외</w:t>
+      </w:r>
+    </w:p>
+    <w:p>
+      <w:pPr>
+        <w:numPr>
+          <w:ilvl w:val="0"/>
+          <w:numId w:val="3"/>
+        </w:numPr>
+        <w:rPr>
+          <w:sz w:val="22"/>
+        </w:rPr>
+      </w:pPr>
+      <w:r>
+        <w:rPr>
+          <w:sz w:val="22"/>
+        </w:rPr>
+        <w:t>성공적으로 줄어든 메쉬만 렌더 단계에서 교체</w:t>
+      </w:r>
+    </w:p>
+    <w:p>
+      <w:pPr>
+        <w:rPr>
+          <w:rFonts w:hint="eastAsia"/>
+          <w:sz w:val="22"/>
+        </w:rPr>
+      </w:pPr>
+      <w:r>
+        <w:rPr>
+          <w:sz w:val="22"/>
+        </w:rPr>
+        <w:t>아직 한계로는 차량이나 얇은 구조물처럼 시각적으로 민감한 메쉬는 자동 생성이 어렵고, 이 경우는 여전히 원본을 유지하여 사용 중이다.</w:t>
+      </w:r>
+      <w:r>
+        <w:rPr>
+          <w:rFonts w:hint="eastAsia"/>
+          <w:sz w:val="22"/>
+        </w:rPr>
+        <w:t xml:space="preserve"> 그래서 크게 차이가 느껴지지 않음.</w:t>
+      </w:r>
+    </w:p>
+    <w:p>
+      <w:pPr>
+        <w:rPr>
+          <w:b/>
+          <w:bCs/>
+          <w:sz w:val="22"/>
+        </w:rPr>
+      </w:pPr>
+      <w:r>
+        <w:rPr>
           <w:rFonts w:hint="eastAsia"/>
           <w:b/>
           <w:bCs/>
-          <w:rtl w:val="off"/>
+          <w:sz w:val="22"/>
+        </w:rPr>
+        <w:t>/////////////</w:t>
+      </w:r>
+    </w:p>
+    <w:p>
+      <w:pPr>
+        <w:rPr>
+          <w:b/>
+          <w:bCs/>
         </w:rPr>
       </w:pPr>
       <w:r>
@@ -1313,106 +1486,68 @@
       </w:r>
       <w:r>
         <w:rPr>
-          <w:lang w:eastAsia="ko-KR"/>
           <w:rFonts w:hint="eastAsia"/>
           <w:b/>
           <w:bCs/>
-          <w:rtl w:val="off"/>
         </w:rPr>
         <w:t>서로 붙어있는 다른 서버의 존 2개 구현. 존의 바운더리를 설정하고 바운더리에 닿으면 다른 서버간 이동.</w:t>
       </w:r>
     </w:p>
     <w:p>
       <w:pPr>
-        <w:ind w:firstLine="0"/>
-        <w:shd w:val="clear" w:color="auto" w:fill="auto"/>
-        <w:rPr>
-          <w:caps w:val="off"/>
-          <w:lang w:eastAsia="ko-KR"/>
+        <w:rPr>
+          <w:rFonts w:ascii="맑은 고딕" w:eastAsia="맑은 고딕" w:hAnsi="맑은 고딕" w:cs="-apple-system"/>
+          <w:sz w:val="22"/>
+          <w:szCs w:val="30"/>
+        </w:rPr>
+      </w:pPr>
+      <w:r>
+        <w:rPr>
+          <w:rFonts w:hint="eastAsia"/>
+          <w:sz w:val="22"/>
+          <w:szCs w:val="24"/>
+        </w:rPr>
+        <w:br/>
+      </w:r>
+      <w:r>
+        <w:rPr>
+          <w:rFonts w:ascii="맑은 고딕" w:eastAsia="맑은 고딕" w:hAnsi="맑은 고딕" w:cs="-apple-system"/>
+          <w:sz w:val="22"/>
+          <w:szCs w:val="30"/>
+        </w:rPr>
+        <w:t>각 서버가 자기 존만 담당하도록 수정했다. 하나의 존의 하나의 맵만 할당된다.</w:t>
+      </w:r>
+    </w:p>
+    <w:p>
+      <w:pPr>
+        <w:rPr>
+          <w:rFonts w:ascii="맑은 고딕" w:eastAsia="맑은 고딕" w:hAnsi="맑은 고딕" w:cs="-apple-system"/>
+          <w:sz w:val="22"/>
+          <w:szCs w:val="30"/>
+        </w:rPr>
+      </w:pPr>
+      <w:r>
+        <w:rPr>
           <w:rFonts w:ascii="맑은 고딕" w:eastAsia="맑은 고딕" w:hAnsi="맑은 고딕" w:cs="-apple-system" w:hint="eastAsia"/>
-          <w:b w:val="0"/>
-          <w:i w:val="0"/>
+          <w:noProof/>
           <w:sz w:val="22"/>
           <w:szCs w:val="30"/>
-          <w:rtl w:val="off"/>
-        </w:rPr>
-      </w:pPr>
-      <w:r>
-        <w:rPr>
-          <w:lang w:eastAsia="ko-KR"/>
-          <w:rFonts w:hint="eastAsia"/>
-          <w:sz w:val="22"/>
-          <w:szCs w:val="24"/>
-          <w:rtl w:val="off"/>
-        </w:rPr>
-        <w:br/>
-      </w:r>
-      <w:r>
-        <w:rPr>
-          <w:caps w:val="off"/>
-          <w:rFonts w:ascii="맑은 고딕" w:eastAsia="맑은 고딕" w:hAnsi="맑은 고딕" w:cs="-apple-system"/>
-          <w:b w:val="0"/>
-          <w:i w:val="0"/>
-          <w:sz w:val="22"/>
-          <w:szCs w:val="30"/>
-        </w:rPr>
-        <w:t>각 서버가 자기 존만 담당하도록 수정했다.</w:t>
-      </w:r>
-      <w:r>
-        <w:rPr>
-          <w:caps w:val="off"/>
-          <w:lang w:eastAsia="ko-KR"/>
-          <w:rFonts w:ascii="맑은 고딕" w:eastAsia="맑은 고딕" w:hAnsi="맑은 고딕" w:cs="-apple-system"/>
-          <w:b w:val="0"/>
-          <w:i w:val="0"/>
-          <w:sz w:val="22"/>
-          <w:szCs w:val="30"/>
-          <w:rtl w:val="off"/>
-        </w:rPr>
-        <w:t xml:space="preserve"> 하나의 존의 하나의 맵만 할당된다.</w:t>
-      </w:r>
-    </w:p>
-    <w:p>
-      <w:pPr>
-        <w:ind w:firstLine="0"/>
-        <w:shd w:val="clear" w:color="auto" w:fill="auto"/>
-        <w:rPr>
-          <w:caps w:val="off"/>
-          <w:lang w:eastAsia="ko-KR"/>
-          <w:rFonts w:ascii="맑은 고딕" w:eastAsia="맑은 고딕" w:hAnsi="맑은 고딕" w:cs="-apple-system" w:hint="eastAsia"/>
-          <w:b w:val="0"/>
-          <w:i w:val="0"/>
-          <w:sz w:val="22"/>
-          <w:szCs w:val="30"/>
-          <w:rtl w:val="off"/>
-        </w:rPr>
-      </w:pPr>
-      <w:r>
-        <w:rPr>
-          <w:caps w:val="off"/>
-          <w:lang w:eastAsia="ko-KR"/>
-          <w:rFonts w:ascii="맑은 고딕" w:eastAsia="맑은 고딕" w:hAnsi="맑은 고딕" w:cs="-apple-system" w:hint="eastAsia"/>
-          <w:b w:val="0"/>
-          <w:i w:val="0"/>
-          <w:sz w:val="22"/>
-          <w:szCs w:val="30"/>
-          <w:rtl w:val="off"/>
         </w:rPr>
         <w:drawing>
-          <wp:inline distT="0" distB="0" distL="180" distR="180">
+          <wp:inline distT="0" distB="0" distL="180" distR="180" wp14:anchorId="2F9D33E9" wp14:editId="1E837DB6">
             <wp:extent cx="6645910" cy="3490595"/>
             <wp:effectExtent l="0" t="0" r="0" b="0"/>
-            <wp:docPr id="1026" name="shape1026" hidden="0"/>
+            <wp:docPr id="1026" name="shape1026"/>
             <wp:cNvGraphicFramePr/>
             <a:graphic xmlns:a="http://schemas.openxmlformats.org/drawingml/2006/main">
               <a:graphicData uri="http://schemas.openxmlformats.org/drawingml/2006/picture">
                 <pic:pic xmlns:pic="http://schemas.openxmlformats.org/drawingml/2006/picture">
                   <pic:nvPicPr>
                     <pic:cNvPr id="0" name="이미지"/>
-                    <pic:cNvPicPr preferRelativeResize="1"/>
+                    <pic:cNvPicPr/>
                   </pic:nvPicPr>
                   <pic:blipFill>
-                    <a:blip r:embed="rId2">
+                    <a:blip r:embed="rId6" cstate="print">
                       <a:extLst>
                         <a:ext uri="{28A0092B-C50C-407E-A947-70E740481C1C}">
                           <a14:useLocalDpi xmlns:a14="http://schemas.microsoft.com/office/drawing/2010/main" val="0"/>
@@ -1429,7 +1564,9 @@
                       <a:off x="0" y="0"/>
                       <a:ext cx="6645910" cy="3490595"/>
                     </a:xfrm>
-                    <a:prstGeom prst="rect"/>
+                    <a:prstGeom prst="rect">
+                      <a:avLst/>
+                    </a:prstGeom>
                   </pic:spPr>
                 </pic:pic>
               </a:graphicData>
@@ -1440,209 +1577,81 @@
     </w:p>
     <w:p>
       <w:pPr>
-        <w:ind w:firstLine="0"/>
-        <w:shd w:val="clear" w:color="auto" w:fill="auto"/>
-        <w:rPr>
-          <w:caps w:val="off"/>
-          <w:lang w:eastAsia="ko-KR"/>
-          <w:rFonts w:ascii="맑은 고딕" w:eastAsia="맑은 고딕" w:hAnsi="맑은 고딕" w:cs="-apple-system" w:hint="eastAsia"/>
-          <w:b w:val="0"/>
-          <w:i w:val="0"/>
+        <w:rPr>
+          <w:rFonts w:ascii="맑은 고딕" w:eastAsia="맑은 고딕" w:hAnsi="맑은 고딕" w:cs="-apple-system"/>
           <w:sz w:val="22"/>
           <w:szCs w:val="30"/>
-          <w:rtl w:val="off"/>
-        </w:rPr>
-      </w:pPr>
-      <w:r>
-        <w:rPr>
-          <w:lang w:eastAsia="ko-KR"/>
+        </w:rPr>
+      </w:pPr>
+      <w:r>
+        <w:rPr>
           <w:sz w:val="22"/>
           <w:szCs w:val="24"/>
-          <w:rtl w:val="off"/>
         </w:rPr>
         <w:t xml:space="preserve">항구의 맵이 크기 때문에 항구 맵 중간에 건물 맵을 로드했다. </w:t>
       </w:r>
     </w:p>
     <w:p>
       <w:pPr>
-        <w:ind w:firstLine="0"/>
-        <w:shd w:val="clear" w:color="auto" w:fill="auto"/>
-        <w:rPr>
-          <w:caps w:val="off"/>
+        <w:rPr>
           <w:rFonts w:ascii="맑은 고딕" w:eastAsia="맑은 고딕" w:hAnsi="맑은 고딕" w:cs="-apple-system"/>
-          <w:b w:val="0"/>
-          <w:i w:val="0"/>
           <w:sz w:val="22"/>
           <w:szCs w:val="30"/>
         </w:rPr>
       </w:pPr>
       <w:r>
         <w:rPr>
-          <w:caps w:val="off"/>
-          <w:lang w:eastAsia="ko-KR"/>
           <w:rFonts w:ascii="-apple-system" w:eastAsia="-apple-system" w:hAnsi="-apple-system" w:cs="-apple-system"/>
-          <w:b w:val="0"/>
-          <w:i w:val="0"/>
           <w:sz w:val="22"/>
           <w:szCs w:val="30"/>
-          <w:rtl w:val="off"/>
-        </w:rPr>
-        <w:t xml:space="preserve">임의로 설정된 </w:t>
-      </w:r>
-      <w:r>
-        <w:rPr>
-          <w:caps w:val="off"/>
+        </w:rPr>
+        <w:t xml:space="preserve">임의로 설정된 바운더리를 통과 시 </w:t>
+      </w:r>
+      <w:r>
+        <w:rPr>
+          <w:rFonts w:ascii="맑은 고딕" w:eastAsia="맑은 고딕" w:hAnsi="맑은 고딕" w:cs="-apple-system"/>
+          <w:sz w:val="22"/>
+          <w:szCs w:val="30"/>
+        </w:rPr>
+        <w:t xml:space="preserve">기존 서버에서 목적지 서버로 플레이어 handoff 데이터를 보내고, 클라이언트는 </w:t>
+      </w:r>
+      <w:r>
+        <w:rPr>
+          <w:rFonts w:ascii="맑은 고딕" w:eastAsia="맑은 고딕" w:hAnsi="맑은 고딕" w:cs="ui-monospace"/>
+          <w:sz w:val="22"/>
+          <w:szCs w:val="30"/>
+        </w:rPr>
+        <w:t xml:space="preserve">ServerTransfer </w:t>
+      </w:r>
+      <w:r>
+        <w:rPr>
+          <w:rFonts w:ascii="맑은 고딕" w:eastAsia="맑은 고딕" w:hAnsi="맑은 고딕" w:cs="-apple-system"/>
+          <w:sz w:val="22"/>
+          <w:szCs w:val="30"/>
+        </w:rPr>
+        <w:t xml:space="preserve">패킷을 받아 새 서버로 재접속하도록 연결했다. </w:t>
+      </w:r>
+    </w:p>
+    <w:p>
+      <w:pPr>
+        <w:rPr>
+          <w:rFonts w:ascii="SFMono-Regular" w:eastAsia="SFMono-Regular" w:hAnsi="SFMono-Regular" w:cs="SFMono-Regular"/>
+          <w:sz w:val="12"/>
+        </w:rPr>
+      </w:pPr>
+      <w:r>
+        <w:rPr>
+          <w:rFonts w:ascii="맑은 고딕" w:eastAsia="맑은 고딕" w:hAnsi="맑은 고딕" w:cs="SFMono-Regular"/>
+          <w:sz w:val="22"/>
+          <w:szCs w:val="32"/>
+        </w:rPr>
+        <w:t>Zone이동을 하면 클라이언트의 Socket 연결이 이동 서버로 재접속한다</w:t>
+      </w:r>
+    </w:p>
+    <w:p>
+      <w:pPr>
+        <w:rPr>
           <w:rFonts w:ascii="-apple-system" w:eastAsia="-apple-system" w:hAnsi="-apple-system" w:cs="-apple-system"/>
-          <w:b w:val="0"/>
-          <w:i w:val="0"/>
-          <w:sz w:val="22"/>
-          <w:szCs w:val="30"/>
-        </w:rPr>
-        <w:t>바운더리</w:t>
-      </w:r>
-      <w:r>
-        <w:rPr>
-          <w:caps w:val="off"/>
-          <w:lang w:eastAsia="ko-KR"/>
-          <w:rFonts w:ascii="-apple-system" w:eastAsia="-apple-system" w:hAnsi="-apple-system" w:cs="-apple-system"/>
-          <w:b w:val="0"/>
-          <w:i w:val="0"/>
-          <w:sz w:val="22"/>
-          <w:szCs w:val="30"/>
-          <w:rtl w:val="off"/>
-        </w:rPr>
-        <w:t>를</w:t>
-      </w:r>
-      <w:r>
-        <w:rPr>
-          <w:caps w:val="off"/>
-          <w:rFonts w:ascii="-apple-system" w:eastAsia="-apple-system" w:hAnsi="-apple-system" w:cs="-apple-system"/>
-          <w:b w:val="0"/>
-          <w:i w:val="0"/>
-          <w:sz w:val="22"/>
-          <w:szCs w:val="30"/>
-        </w:rPr>
-        <w:t xml:space="preserve"> 통과 시 </w:t>
-      </w:r>
-      <w:r>
-        <w:rPr>
-          <w:caps w:val="off"/>
-          <w:rFonts w:ascii="맑은 고딕" w:eastAsia="맑은 고딕" w:hAnsi="맑은 고딕" w:cs="-apple-system"/>
-          <w:b w:val="0"/>
-          <w:i w:val="0"/>
-          <w:sz w:val="22"/>
-          <w:szCs w:val="30"/>
-        </w:rPr>
-        <w:t>기존 서버에서 목적지 서버로 플레이어 handoff 데이터를 보내고, 클라이언트는</w:t>
-      </w:r>
-      <w:r>
-        <w:rPr>
-          <w:caps w:val="off"/>
-          <w:lang w:eastAsia="ko-KR"/>
-          <w:rFonts w:ascii="맑은 고딕" w:eastAsia="맑은 고딕" w:hAnsi="맑은 고딕" w:cs="-apple-system"/>
-          <w:b w:val="0"/>
-          <w:i w:val="0"/>
-          <w:sz w:val="22"/>
-          <w:szCs w:val="30"/>
-          <w:rtl w:val="off"/>
-        </w:rPr>
-        <w:t xml:space="preserve"> </w:t>
-      </w:r>
-      <w:r>
-        <w:rPr>
-          <w:caps w:val="off"/>
-          <w:rFonts w:ascii="맑은 고딕" w:eastAsia="맑은 고딕" w:hAnsi="맑은 고딕" w:cs="ui-monospace"/>
-          <w:b w:val="0"/>
-          <w:i w:val="0"/>
-          <w:sz w:val="22"/>
-          <w:szCs w:val="30"/>
-        </w:rPr>
-        <w:t>ServerTransfer</w:t>
-      </w:r>
-      <w:r>
-        <w:rPr>
-          <w:caps w:val="off"/>
-          <w:lang w:eastAsia="ko-KR"/>
-          <w:rFonts w:ascii="맑은 고딕" w:eastAsia="맑은 고딕" w:hAnsi="맑은 고딕" w:cs="ui-monospace"/>
-          <w:b w:val="0"/>
-          <w:i w:val="0"/>
-          <w:sz w:val="22"/>
-          <w:szCs w:val="30"/>
-          <w:rtl w:val="off"/>
-        </w:rPr>
-        <w:t xml:space="preserve"> </w:t>
-      </w:r>
-      <w:r>
-        <w:rPr>
-          <w:caps w:val="off"/>
-          <w:rFonts w:ascii="맑은 고딕" w:eastAsia="맑은 고딕" w:hAnsi="맑은 고딕" w:cs="-apple-system"/>
-          <w:b w:val="0"/>
-          <w:i w:val="0"/>
-          <w:sz w:val="22"/>
-          <w:szCs w:val="30"/>
-        </w:rPr>
-        <w:t>패킷을 받아 새 서버로 재접속하도록 연결했다.</w:t>
-      </w:r>
-      <w:r>
-        <w:rPr>
-          <w:caps w:val="off"/>
-          <w:lang w:eastAsia="ko-KR"/>
-          <w:rFonts w:ascii="맑은 고딕" w:eastAsia="맑은 고딕" w:hAnsi="맑은 고딕" w:cs="-apple-system"/>
-          <w:b w:val="0"/>
-          <w:i w:val="0"/>
-          <w:sz w:val="22"/>
-          <w:szCs w:val="30"/>
-          <w:rtl w:val="off"/>
-        </w:rPr>
-        <w:t xml:space="preserve"> </w:t>
-      </w:r>
-    </w:p>
-    <w:p>
-      <w:pPr>
-        <w:ind w:firstLine="0"/>
-        <w:shd w:val="clear" w:color="auto" w:fill="auto"/>
-        <w:rPr>
-          <w:caps w:val="off"/>
-          <w:rFonts w:ascii="SFMono-Regular" w:eastAsia="SFMono-Regular" w:hAnsi="SFMono-Regular" w:cs="SFMono-Regular"/>
-          <w:b w:val="0"/>
-          <w:i w:val="0"/>
-          <w:sz w:val="12"/>
-        </w:rPr>
-      </w:pPr>
-      <w:r>
-        <w:rPr>
-          <w:caps w:val="off"/>
-          <w:rFonts w:ascii="맑은 고딕" w:eastAsia="맑은 고딕" w:hAnsi="맑은 고딕" w:cs="SFMono-Regular"/>
-          <w:b w:val="0"/>
-          <w:i w:val="0"/>
-          <w:sz w:val="22"/>
-          <w:szCs w:val="32"/>
-        </w:rPr>
-        <w:t>Zone이동을 하면 클라이언트의 Socket 연결이 이동 서버로 재접속</w:t>
-      </w:r>
-      <w:r>
-        <w:rPr>
-          <w:caps w:val="off"/>
-          <w:lang w:eastAsia="ko-KR"/>
-          <w:rFonts w:ascii="맑은 고딕" w:eastAsia="맑은 고딕" w:hAnsi="맑은 고딕" w:cs="SFMono-Regular"/>
-          <w:b w:val="0"/>
-          <w:i w:val="0"/>
-          <w:sz w:val="22"/>
-          <w:szCs w:val="32"/>
-          <w:rtl w:val="off"/>
-        </w:rPr>
-        <w:t>한다</w:t>
-      </w:r>
-    </w:p>
-    <w:p>
-      <w:pPr>
-        <w:ind w:firstLine="0"/>
-        <w:shd w:val="clear" w:color="auto" w:fill="auto"/>
-        <w:rPr>
-          <w:caps w:val="off"/>
-          <w:rFonts w:ascii="-apple-system" w:eastAsia="-apple-system" w:hAnsi="-apple-system" w:cs="-apple-system"/>
-          <w:b w:val="0"/>
-          <w:i w:val="0"/>
           <w:sz w:val="22"/>
           <w:szCs w:val="30"/>
         </w:rPr>
@@ -1684,7 +1693,7 @@
       </w:tblGrid>
       <w:tr>
         <w:trPr>
-          <w:trHeight w:val="875" w:hRule="atLeast"/>
+          <w:trHeight w:val="875"/>
         </w:trPr>
         <w:tc>
           <w:tcPr>
@@ -1757,7 +1766,7 @@
       </w:tr>
       <w:tr>
         <w:trPr>
-          <w:trHeight w:val="590" w:hRule="atLeast"/>
+          <w:trHeight w:val="590"/>
         </w:trPr>
         <w:tc>
           <w:tcPr>
@@ -1834,21 +1843,14 @@
                 <w:rFonts w:hint="eastAsia"/>
                 <w:b/>
               </w:rPr>
-              <w:t xml:space="preserve">2026.. ~ </w:t>
-            </w:r>
-            <w:r>
-              <w:rPr>
-                <w:rFonts w:hint="eastAsia"/>
-                <w:b/>
-              </w:rPr>
-              <w:t>2026..</w:t>
+              <w:t>2026.. ~ 2026..</w:t>
             </w:r>
           </w:p>
         </w:tc>
       </w:tr>
       <w:tr>
         <w:trPr>
-          <w:trHeight w:val="1520" w:hRule="atLeast"/>
+          <w:trHeight w:val="1520"/>
         </w:trPr>
         <w:tc>
           <w:tcPr>
@@ -1890,7 +1892,7 @@
       </w:tr>
       <w:tr>
         <w:trPr>
-          <w:trHeight w:val="1963" w:hRule="atLeast"/>
+          <w:trHeight w:val="1963"/>
         </w:trPr>
         <w:tc>
           <w:tcPr>
@@ -1968,12 +1970,12 @@
 </file>
 
 <file path=word/numbering.xml><?xml version="1.0" encoding="utf-8"?>
-<w:numbering xmlns:ve="http://schemas.openxmlformats.org/markup-compatibility/2006" xmlns:o="urn:schemas-microsoft-com:office:office" xmlns:r="http://schemas.openxmlformats.org/officeDocument/2006/relationships" xmlns:m="http://schemas.openxmlformats.org/officeDocument/2006/math" xmlns:v="urn:schemas-microsoft-com:vml" xmlns:wp="http://schemas.openxmlformats.org/drawingml/2006/wordprocessingDrawing" xmlns:w10="urn:schemas-microsoft-com:office:word" xmlns:w="http://schemas.openxmlformats.org/wordprocessingml/2006/main" xmlns:w14="http://schemas.microsoft.com/office/word/2010/wordml" xmlns:wne="http://schemas.microsoft.com/office/word/2006/wordml">
-  <w:abstractNum w:abstractNumId="0">
-    <w:nsid w:val="3bd945a3"/>
+<w:numbering xmlns:wpc="http://schemas.microsoft.com/office/word/2010/wordprocessingCanvas" xmlns:cx="http://schemas.microsoft.com/office/drawing/2014/chartex" xmlns:cx1="http://schemas.microsoft.com/office/drawing/2015/9/8/chartex" xmlns:cx2="http://schemas.microsoft.com/office/drawing/2015/10/21/chartex" xmlns:cx3="http://schemas.microsoft.com/office/drawing/2016/5/9/chartex" xmlns:cx4="http://schemas.microsoft.com/office/drawing/2016/5/10/chartex" xmlns:cx5="http://schemas.microsoft.com/office/drawing/2016/5/11/chartex" xmlns:cx6="http://schemas.microsoft.com/office/drawing/2016/5/12/chartex" xmlns:cx7="http://schemas.microsoft.com/office/drawing/2016/5/13/chartex" xmlns:cx8="http://schemas.microsoft.com/office/drawing/2016/5/14/chartex" xmlns:mc="http://schemas.openxmlformats.org/markup-compatibility/2006" xmlns:aink="http://schemas.microsoft.com/office/drawing/2016/ink" xmlns:am3d="http://schemas.microsoft.com/office/drawing/2017/model3d" xmlns:o="urn:schemas-microsoft-com:office:office" xmlns:oel="http://schemas.microsoft.com/office/2019/extlst" xmlns:r="http://schemas.openxmlformats.org/officeDocument/2006/relationships" xmlns:m="http://schemas.openxmlformats.org/officeDocument/2006/math" xmlns:v="urn:schemas-microsoft-com:vml" xmlns:wp14="http://schemas.microsoft.com/office/word/2010/wordprocessingDrawing" xmlns:wp="http://schemas.openxmlformats.org/drawingml/2006/wordprocessingDrawing" xmlns:w10="urn:schemas-microsoft-com:office:word" xmlns:w="http://schemas.openxmlformats.org/wordprocessingml/2006/main" xmlns:w14="http://schemas.microsoft.com/office/word/2010/wordml" xmlns:w15="http://schemas.microsoft.com/office/word/2012/wordml" xmlns:w16cex="http://schemas.microsoft.com/office/word/2018/wordml/cex" xmlns:w16cid="http://schemas.microsoft.com/office/word/2016/wordml/cid" xmlns:w16="http://schemas.microsoft.com/office/word/2018/wordml" xmlns:w16du="http://schemas.microsoft.com/office/word/2023/wordml/word16du" xmlns:w16sdtdh="http://schemas.microsoft.com/office/word/2020/wordml/sdtdatahash" xmlns:w16sdtfl="http://schemas.microsoft.com/office/word/2024/wordml/sdtformatlock" xmlns:w16se="http://schemas.microsoft.com/office/word/2015/wordml/symex" xmlns:wpg="http://schemas.microsoft.com/office/word/2010/wordprocessingGroup" xmlns:wpi="http://schemas.microsoft.com/office/word/2010/wordprocessingInk" xmlns:wne="http://schemas.microsoft.com/office/word/2006/wordml" xmlns:wps="http://schemas.microsoft.com/office/word/2010/wordprocessingShape" mc:Ignorable="w14 w15 w16se w16cid w16 w16cex w16sdtdh w16sdtfl w16du wp14">
+  <w:abstractNum w:abstractNumId="0" w15:restartNumberingAfterBreak="0">
+    <w:nsid w:val="3BD945A3"/>
     <w:multiLevelType w:val="hybridMultilevel"/>
-    <w:tmpl w:val="fa3099ea"/>
-    <w:lvl w:ilvl="0" w:tplc="45c86960">
+    <w:tmpl w:val="FA3099EA"/>
+    <w:lvl w:ilvl="0" w:tplc="45C86960">
       <w:numFmt w:val="bullet"/>
       <w:lvlText w:val="-"/>
       <w:lvlJc w:val="left"/>
@@ -1984,7 +1986,7 @@
         <w:rFonts w:ascii="맑은 고딕" w:eastAsia="맑은 고딕" w:hAnsi="맑은 고딕" w:hint="eastAsia"/>
       </w:rPr>
     </w:lvl>
-    <w:lvl w:ilvl="1" w:tentative="on" w:tplc="4090003">
+    <w:lvl w:ilvl="1" w:tplc="04090003" w:tentative="1">
       <w:start w:val="1"/>
       <w:numFmt w:val="bullet"/>
       <w:lvlText w:val=""/>
@@ -1996,7 +1998,7 @@
         <w:rFonts w:ascii="Wingdings" w:hAnsi="Wingdings" w:hint="default"/>
       </w:rPr>
     </w:lvl>
-    <w:lvl w:ilvl="2" w:tentative="on" w:tplc="4090005">
+    <w:lvl w:ilvl="2" w:tplc="04090005" w:tentative="1">
       <w:start w:val="1"/>
       <w:numFmt w:val="bullet"/>
       <w:lvlText w:val=""/>
@@ -2008,7 +2010,7 @@
         <w:rFonts w:ascii="Wingdings" w:hAnsi="Wingdings" w:hint="default"/>
       </w:rPr>
     </w:lvl>
-    <w:lvl w:ilvl="3" w:tentative="on" w:tplc="4090001">
+    <w:lvl w:ilvl="3" w:tplc="04090001" w:tentative="1">
       <w:start w:val="1"/>
       <w:numFmt w:val="bullet"/>
       <w:lvlText w:val=""/>
@@ -2020,7 +2022,7 @@
         <w:rFonts w:ascii="Wingdings" w:hAnsi="Wingdings" w:hint="default"/>
       </w:rPr>
     </w:lvl>
-    <w:lvl w:ilvl="4" w:tentative="on" w:tplc="4090003">
+    <w:lvl w:ilvl="4" w:tplc="04090003" w:tentative="1">
       <w:start w:val="1"/>
       <w:numFmt w:val="bullet"/>
       <w:lvlText w:val=""/>
@@ -2032,7 +2034,7 @@
         <w:rFonts w:ascii="Wingdings" w:hAnsi="Wingdings" w:hint="default"/>
       </w:rPr>
     </w:lvl>
-    <w:lvl w:ilvl="5" w:tentative="on" w:tplc="4090005">
+    <w:lvl w:ilvl="5" w:tplc="04090005" w:tentative="1">
       <w:start w:val="1"/>
       <w:numFmt w:val="bullet"/>
       <w:lvlText w:val=""/>
@@ -2044,7 +2046,7 @@
         <w:rFonts w:ascii="Wingdings" w:hAnsi="Wingdings" w:hint="default"/>
       </w:rPr>
     </w:lvl>
-    <w:lvl w:ilvl="6" w:tentative="on" w:tplc="4090001">
+    <w:lvl w:ilvl="6" w:tplc="04090001" w:tentative="1">
       <w:start w:val="1"/>
       <w:numFmt w:val="bullet"/>
       <w:lvlText w:val=""/>
@@ -2056,7 +2058,7 @@
         <w:rFonts w:ascii="Wingdings" w:hAnsi="Wingdings" w:hint="default"/>
       </w:rPr>
     </w:lvl>
-    <w:lvl w:ilvl="7" w:tentative="on" w:tplc="4090003">
+    <w:lvl w:ilvl="7" w:tplc="04090003" w:tentative="1">
       <w:start w:val="1"/>
       <w:numFmt w:val="bullet"/>
       <w:lvlText w:val=""/>
@@ -2068,7 +2070,7 @@
         <w:rFonts w:ascii="Wingdings" w:hAnsi="Wingdings" w:hint="default"/>
       </w:rPr>
     </w:lvl>
-    <w:lvl w:ilvl="8" w:tentative="on" w:tplc="4090005">
+    <w:lvl w:ilvl="8" w:tplc="04090005" w:tentative="1">
       <w:start w:val="1"/>
       <w:numFmt w:val="bullet"/>
       <w:lvlText w:val=""/>
@@ -2081,27 +2083,331 @@
       </w:rPr>
     </w:lvl>
   </w:abstractNum>
-  <w:num w:numId="1">
+  <w:abstractNum w:abstractNumId="1" w15:restartNumberingAfterBreak="0">
+    <w:nsid w:val="47B81C34"/>
+    <w:multiLevelType w:val="multilevel"/>
+    <w:tmpl w:val="75CEBC28"/>
+    <w:lvl w:ilvl="0">
+      <w:start w:val="1"/>
+      <w:numFmt w:val="bullet"/>
+      <w:lvlText w:val=""/>
+      <w:lvlJc w:val="left"/>
+      <w:pPr>
+        <w:tabs>
+          <w:tab w:val="num" w:pos="720"/>
+        </w:tabs>
+        <w:ind w:left="720" w:hanging="360"/>
+      </w:pPr>
+      <w:rPr>
+        <w:rFonts w:ascii="Symbol" w:hAnsi="Symbol" w:hint="default"/>
+        <w:sz w:val="20"/>
+      </w:rPr>
+    </w:lvl>
+    <w:lvl w:ilvl="1" w:tentative="1">
+      <w:start w:val="1"/>
+      <w:numFmt w:val="bullet"/>
+      <w:lvlText w:val=""/>
+      <w:lvlJc w:val="left"/>
+      <w:pPr>
+        <w:tabs>
+          <w:tab w:val="num" w:pos="1440"/>
+        </w:tabs>
+        <w:ind w:left="1440" w:hanging="360"/>
+      </w:pPr>
+      <w:rPr>
+        <w:rFonts w:ascii="Symbol" w:hAnsi="Symbol" w:hint="default"/>
+        <w:sz w:val="20"/>
+      </w:rPr>
+    </w:lvl>
+    <w:lvl w:ilvl="2" w:tentative="1">
+      <w:start w:val="1"/>
+      <w:numFmt w:val="bullet"/>
+      <w:lvlText w:val=""/>
+      <w:lvlJc w:val="left"/>
+      <w:pPr>
+        <w:tabs>
+          <w:tab w:val="num" w:pos="2160"/>
+        </w:tabs>
+        <w:ind w:left="2160" w:hanging="360"/>
+      </w:pPr>
+      <w:rPr>
+        <w:rFonts w:ascii="Symbol" w:hAnsi="Symbol" w:hint="default"/>
+        <w:sz w:val="20"/>
+      </w:rPr>
+    </w:lvl>
+    <w:lvl w:ilvl="3" w:tentative="1">
+      <w:start w:val="1"/>
+      <w:numFmt w:val="bullet"/>
+      <w:lvlText w:val=""/>
+      <w:lvlJc w:val="left"/>
+      <w:pPr>
+        <w:tabs>
+          <w:tab w:val="num" w:pos="2880"/>
+        </w:tabs>
+        <w:ind w:left="2880" w:hanging="360"/>
+      </w:pPr>
+      <w:rPr>
+        <w:rFonts w:ascii="Symbol" w:hAnsi="Symbol" w:hint="default"/>
+        <w:sz w:val="20"/>
+      </w:rPr>
+    </w:lvl>
+    <w:lvl w:ilvl="4" w:tentative="1">
+      <w:start w:val="1"/>
+      <w:numFmt w:val="bullet"/>
+      <w:lvlText w:val=""/>
+      <w:lvlJc w:val="left"/>
+      <w:pPr>
+        <w:tabs>
+          <w:tab w:val="num" w:pos="3600"/>
+        </w:tabs>
+        <w:ind w:left="3600" w:hanging="360"/>
+      </w:pPr>
+      <w:rPr>
+        <w:rFonts w:ascii="Symbol" w:hAnsi="Symbol" w:hint="default"/>
+        <w:sz w:val="20"/>
+      </w:rPr>
+    </w:lvl>
+    <w:lvl w:ilvl="5" w:tentative="1">
+      <w:start w:val="1"/>
+      <w:numFmt w:val="bullet"/>
+      <w:lvlText w:val=""/>
+      <w:lvlJc w:val="left"/>
+      <w:pPr>
+        <w:tabs>
+          <w:tab w:val="num" w:pos="4320"/>
+        </w:tabs>
+        <w:ind w:left="4320" w:hanging="360"/>
+      </w:pPr>
+      <w:rPr>
+        <w:rFonts w:ascii="Symbol" w:hAnsi="Symbol" w:hint="default"/>
+        <w:sz w:val="20"/>
+      </w:rPr>
+    </w:lvl>
+    <w:lvl w:ilvl="6" w:tentative="1">
+      <w:start w:val="1"/>
+      <w:numFmt w:val="bullet"/>
+      <w:lvlText w:val=""/>
+      <w:lvlJc w:val="left"/>
+      <w:pPr>
+        <w:tabs>
+          <w:tab w:val="num" w:pos="5040"/>
+        </w:tabs>
+        <w:ind w:left="5040" w:hanging="360"/>
+      </w:pPr>
+      <w:rPr>
+        <w:rFonts w:ascii="Symbol" w:hAnsi="Symbol" w:hint="default"/>
+        <w:sz w:val="20"/>
+      </w:rPr>
+    </w:lvl>
+    <w:lvl w:ilvl="7" w:tentative="1">
+      <w:start w:val="1"/>
+      <w:numFmt w:val="bullet"/>
+      <w:lvlText w:val=""/>
+      <w:lvlJc w:val="left"/>
+      <w:pPr>
+        <w:tabs>
+          <w:tab w:val="num" w:pos="5760"/>
+        </w:tabs>
+        <w:ind w:left="5760" w:hanging="360"/>
+      </w:pPr>
+      <w:rPr>
+        <w:rFonts w:ascii="Symbol" w:hAnsi="Symbol" w:hint="default"/>
+        <w:sz w:val="20"/>
+      </w:rPr>
+    </w:lvl>
+    <w:lvl w:ilvl="8" w:tentative="1">
+      <w:start w:val="1"/>
+      <w:numFmt w:val="bullet"/>
+      <w:lvlText w:val=""/>
+      <w:lvlJc w:val="left"/>
+      <w:pPr>
+        <w:tabs>
+          <w:tab w:val="num" w:pos="6480"/>
+        </w:tabs>
+        <w:ind w:left="6480" w:hanging="360"/>
+      </w:pPr>
+      <w:rPr>
+        <w:rFonts w:ascii="Symbol" w:hAnsi="Symbol" w:hint="default"/>
+        <w:sz w:val="20"/>
+      </w:rPr>
+    </w:lvl>
+  </w:abstractNum>
+  <w:abstractNum w:abstractNumId="2" w15:restartNumberingAfterBreak="0">
+    <w:nsid w:val="49A341FF"/>
+    <w:multiLevelType w:val="multilevel"/>
+    <w:tmpl w:val="4AD671EE"/>
+    <w:lvl w:ilvl="0">
+      <w:start w:val="1"/>
+      <w:numFmt w:val="bullet"/>
+      <w:lvlText w:val=""/>
+      <w:lvlJc w:val="left"/>
+      <w:pPr>
+        <w:tabs>
+          <w:tab w:val="num" w:pos="720"/>
+        </w:tabs>
+        <w:ind w:left="720" w:hanging="360"/>
+      </w:pPr>
+      <w:rPr>
+        <w:rFonts w:ascii="Symbol" w:hAnsi="Symbol" w:hint="default"/>
+        <w:sz w:val="20"/>
+      </w:rPr>
+    </w:lvl>
+    <w:lvl w:ilvl="1" w:tentative="1">
+      <w:start w:val="1"/>
+      <w:numFmt w:val="bullet"/>
+      <w:lvlText w:val=""/>
+      <w:lvlJc w:val="left"/>
+      <w:pPr>
+        <w:tabs>
+          <w:tab w:val="num" w:pos="1440"/>
+        </w:tabs>
+        <w:ind w:left="1440" w:hanging="360"/>
+      </w:pPr>
+      <w:rPr>
+        <w:rFonts w:ascii="Symbol" w:hAnsi="Symbol" w:hint="default"/>
+        <w:sz w:val="20"/>
+      </w:rPr>
+    </w:lvl>
+    <w:lvl w:ilvl="2" w:tentative="1">
+      <w:start w:val="1"/>
+      <w:numFmt w:val="bullet"/>
+      <w:lvlText w:val=""/>
+      <w:lvlJc w:val="left"/>
+      <w:pPr>
+        <w:tabs>
+          <w:tab w:val="num" w:pos="2160"/>
+        </w:tabs>
+        <w:ind w:left="2160" w:hanging="360"/>
+      </w:pPr>
+      <w:rPr>
+        <w:rFonts w:ascii="Symbol" w:hAnsi="Symbol" w:hint="default"/>
+        <w:sz w:val="20"/>
+      </w:rPr>
+    </w:lvl>
+    <w:lvl w:ilvl="3" w:tentative="1">
+      <w:start w:val="1"/>
+      <w:numFmt w:val="bullet"/>
+      <w:lvlText w:val=""/>
+      <w:lvlJc w:val="left"/>
+      <w:pPr>
+        <w:tabs>
+          <w:tab w:val="num" w:pos="2880"/>
+        </w:tabs>
+        <w:ind w:left="2880" w:hanging="360"/>
+      </w:pPr>
+      <w:rPr>
+        <w:rFonts w:ascii="Symbol" w:hAnsi="Symbol" w:hint="default"/>
+        <w:sz w:val="20"/>
+      </w:rPr>
+    </w:lvl>
+    <w:lvl w:ilvl="4" w:tentative="1">
+      <w:start w:val="1"/>
+      <w:numFmt w:val="bullet"/>
+      <w:lvlText w:val=""/>
+      <w:lvlJc w:val="left"/>
+      <w:pPr>
+        <w:tabs>
+          <w:tab w:val="num" w:pos="3600"/>
+        </w:tabs>
+        <w:ind w:left="3600" w:hanging="360"/>
+      </w:pPr>
+      <w:rPr>
+        <w:rFonts w:ascii="Symbol" w:hAnsi="Symbol" w:hint="default"/>
+        <w:sz w:val="20"/>
+      </w:rPr>
+    </w:lvl>
+    <w:lvl w:ilvl="5" w:tentative="1">
+      <w:start w:val="1"/>
+      <w:numFmt w:val="bullet"/>
+      <w:lvlText w:val=""/>
+      <w:lvlJc w:val="left"/>
+      <w:pPr>
+        <w:tabs>
+          <w:tab w:val="num" w:pos="4320"/>
+        </w:tabs>
+        <w:ind w:left="4320" w:hanging="360"/>
+      </w:pPr>
+      <w:rPr>
+        <w:rFonts w:ascii="Symbol" w:hAnsi="Symbol" w:hint="default"/>
+        <w:sz w:val="20"/>
+      </w:rPr>
+    </w:lvl>
+    <w:lvl w:ilvl="6" w:tentative="1">
+      <w:start w:val="1"/>
+      <w:numFmt w:val="bullet"/>
+      <w:lvlText w:val=""/>
+      <w:lvlJc w:val="left"/>
+      <w:pPr>
+        <w:tabs>
+          <w:tab w:val="num" w:pos="5040"/>
+        </w:tabs>
+        <w:ind w:left="5040" w:hanging="360"/>
+      </w:pPr>
+      <w:rPr>
+        <w:rFonts w:ascii="Symbol" w:hAnsi="Symbol" w:hint="default"/>
+        <w:sz w:val="20"/>
+      </w:rPr>
+    </w:lvl>
+    <w:lvl w:ilvl="7" w:tentative="1">
+      <w:start w:val="1"/>
+      <w:numFmt w:val="bullet"/>
+      <w:lvlText w:val=""/>
+      <w:lvlJc w:val="left"/>
+      <w:pPr>
+        <w:tabs>
+          <w:tab w:val="num" w:pos="5760"/>
+        </w:tabs>
+        <w:ind w:left="5760" w:hanging="360"/>
+      </w:pPr>
+      <w:rPr>
+        <w:rFonts w:ascii="Symbol" w:hAnsi="Symbol" w:hint="default"/>
+        <w:sz w:val="20"/>
+      </w:rPr>
+    </w:lvl>
+    <w:lvl w:ilvl="8" w:tentative="1">
+      <w:start w:val="1"/>
+      <w:numFmt w:val="bullet"/>
+      <w:lvlText w:val=""/>
+      <w:lvlJc w:val="left"/>
+      <w:pPr>
+        <w:tabs>
+          <w:tab w:val="num" w:pos="6480"/>
+        </w:tabs>
+        <w:ind w:left="6480" w:hanging="360"/>
+      </w:pPr>
+      <w:rPr>
+        <w:rFonts w:ascii="Symbol" w:hAnsi="Symbol" w:hint="default"/>
+        <w:sz w:val="20"/>
+      </w:rPr>
+    </w:lvl>
+  </w:abstractNum>
+  <w:num w:numId="1" w16cid:durableId="53549732">
     <w:abstractNumId w:val="0"/>
+  </w:num>
+  <w:num w:numId="2" w16cid:durableId="293173624">
+    <w:abstractNumId w:val="2"/>
+  </w:num>
+  <w:num w:numId="3" w16cid:durableId="2102985364">
+    <w:abstractNumId w:val="1"/>
   </w:num>
 </w:numbering>
 </file>
 
 <file path=word/styles.xml><?xml version="1.0" encoding="utf-8"?>
-<w:styles xmlns:r="http://schemas.openxmlformats.org/officeDocument/2006/relationships" xmlns:w="http://schemas.openxmlformats.org/wordprocessingml/2006/main">
+<w:styles xmlns:mc="http://schemas.openxmlformats.org/markup-compatibility/2006" xmlns:r="http://schemas.openxmlformats.org/officeDocument/2006/relationships" xmlns:w="http://schemas.openxmlformats.org/wordprocessingml/2006/main" xmlns:w14="http://schemas.microsoft.com/office/word/2010/wordml" xmlns:w15="http://schemas.microsoft.com/office/word/2012/wordml" xmlns:w16cex="http://schemas.microsoft.com/office/word/2018/wordml/cex" xmlns:w16cid="http://schemas.microsoft.com/office/word/2016/wordml/cid" xmlns:w16="http://schemas.microsoft.com/office/word/2018/wordml" xmlns:w16du="http://schemas.microsoft.com/office/word/2023/wordml/word16du" xmlns:w16sdtdh="http://schemas.microsoft.com/office/word/2020/wordml/sdtdatahash" xmlns:w16sdtfl="http://schemas.microsoft.com/office/word/2024/wordml/sdtformatlock" xmlns:w16se="http://schemas.microsoft.com/office/word/2015/wordml/symex" mc:Ignorable="w14 w15 w16se w16cid w16 w16cex w16sdtdh w16sdtfl w16du">
   <w:docDefaults>
     <w:rPrDefault>
       <w:rPr>
+        <w:rFonts w:asciiTheme="minorHAnsi" w:eastAsiaTheme="minorEastAsia" w:hAnsiTheme="minorHAnsi" w:cstheme="minorBidi"/>
+        <w:kern w:val="2"/>
+        <w:szCs w:val="22"/>
         <w:lang w:val="en-US" w:eastAsia="ko-KR" w:bidi="ar-SA"/>
-        <w:rFonts w:asciiTheme="minorHAnsi" w:eastAsiaTheme="minorEastAsia" w:hAnsiTheme="minorHAnsi" w:cstheme="minorBidi"/>
-        <w:szCs w:val="22"/>
-        <w:kern w:val="2"/>
       </w:rPr>
     </w:rPrDefault>
     <w:pPrDefault>
       <w:pPr>
+        <w:spacing w:after="160" w:line="259" w:lineRule="auto"/>
         <w:jc w:val="both"/>
-        <w:spacing w:after="160" w:line="259" w:lineRule="auto"/>
       </w:pPr>
     </w:pPrDefault>
   </w:docDefaults>
@@ -2382,16 +2688,15 @@
     <w:name w:val="Normal"/>
     <w:qFormat/>
     <w:pPr>
-      <w:autoSpaceDE w:val="off"/>
-      <w:autoSpaceDN w:val="off"/>
-      <w:widowControl w:val="off"/>
-      <w:wordWrap w:val="off"/>
+      <w:widowControl w:val="0"/>
+      <w:wordWrap w:val="0"/>
+      <w:autoSpaceDE w:val="0"/>
+      <w:autoSpaceDN w:val="0"/>
     </w:pPr>
   </w:style>
   <w:style w:type="character" w:default="1" w:styleId="a0">
     <w:name w:val="Default Paragraph Font"/>
     <w:uiPriority w:val="1"/>
-    <w:semiHidden/>
     <w:unhideWhenUsed/>
   </w:style>
   <w:style w:type="table" w:default="1" w:styleId="a1">
@@ -2417,8 +2722,8 @@
   </w:style>
   <w:style w:type="table" w:customStyle="1" w:styleId="1">
     <w:name w:val="표 구분선1"/>
+    <w:basedOn w:val="a1"/>
     <w:uiPriority w:val="39"/>
-    <w:basedOn w:val="a1"/>
     <w:pPr>
       <w:spacing w:after="0" w:line="240" w:lineRule="auto"/>
     </w:pPr>
@@ -2435,8 +2740,8 @@
   </w:style>
   <w:style w:type="paragraph" w:styleId="a3">
     <w:name w:val="List Paragraph"/>
+    <w:basedOn w:val="a"/>
     <w:uiPriority w:val="34"/>
-    <w:basedOn w:val="a"/>
     <w:qFormat/>
     <w:pPr>
       <w:ind w:leftChars="400" w:left="800"/>
@@ -2444,43 +2749,43 @@
   </w:style>
   <w:style w:type="paragraph" w:styleId="a4">
     <w:name w:val="header"/>
-    <w:uiPriority w:val="99"/>
     <w:basedOn w:val="a"/>
     <w:link w:val="Char"/>
+    <w:uiPriority w:val="99"/>
     <w:unhideWhenUsed/>
     <w:pPr>
-      <w:snapToGrid w:val="0"/>
       <w:tabs>
         <w:tab w:val="center" w:pos="4513"/>
         <w:tab w:val="right" w:pos="9026"/>
       </w:tabs>
+      <w:snapToGrid w:val="0"/>
     </w:pPr>
   </w:style>
   <w:style w:type="character" w:customStyle="1" w:styleId="Char">
     <w:name w:val="머리글 Char"/>
-    <w:uiPriority w:val="99"/>
     <w:basedOn w:val="a0"/>
     <w:link w:val="a4"/>
+    <w:uiPriority w:val="99"/>
   </w:style>
   <w:style w:type="paragraph" w:styleId="a5">
     <w:name w:val="footer"/>
-    <w:uiPriority w:val="99"/>
     <w:basedOn w:val="a"/>
     <w:link w:val="Char0"/>
+    <w:uiPriority w:val="99"/>
     <w:unhideWhenUsed/>
     <w:pPr>
-      <w:snapToGrid w:val="0"/>
       <w:tabs>
         <w:tab w:val="center" w:pos="4513"/>
         <w:tab w:val="right" w:pos="9026"/>
       </w:tabs>
+      <w:snapToGrid w:val="0"/>
     </w:pPr>
   </w:style>
   <w:style w:type="character" w:customStyle="1" w:styleId="Char0">
     <w:name w:val="바닥글 Char"/>
-    <w:uiPriority w:val="99"/>
     <w:basedOn w:val="a0"/>
     <w:link w:val="a5"/>
+    <w:uiPriority w:val="99"/>
   </w:style>
   <w:style w:type="character" w:styleId="a6">
     <w:name w:val="Hyperlink"/>
@@ -2488,7 +2793,7 @@
     <w:unhideWhenUsed/>
     <w:rPr>
       <w:color w:val="0563C1"/>
-      <w:u w:val="single" w:color="auto"/>
+      <w:u w:val="single"/>
     </w:rPr>
   </w:style>
   <w:style w:type="character" w:customStyle="1" w:styleId="10">
@@ -2513,16 +2818,16 @@
   </w:style>
   <w:style w:type="character" w:styleId="a7">
     <w:name w:val="FollowedHyperlink"/>
+    <w:basedOn w:val="a0"/>
     <w:uiPriority w:val="99"/>
-    <w:basedOn w:val="a0"/>
     <w:unhideWhenUsed/>
     <w:rPr>
       <w:color w:val="954F72"/>
-      <w:u w:val="single" w:color="auto"/>
+      <w:u w:val="single"/>
     </w:rPr>
   </w:style>
-  <w:style w:type="character" w:customStyle="1" w:styleId="a8">
-    <w:name w:val="Unresolved Mention"/>
+  <w:style w:type="character" w:customStyle="1" w:styleId="3">
+    <w:name w:val="확인되지 않은 멘션3"/>
     <w:basedOn w:val="a0"/>
     <w:semiHidden/>
     <w:unhideWhenUsed/>
@@ -2539,10 +2844,10 @@
   <a:themeElements>
     <a:clrScheme name="Office">
       <a:dk1>
-        <a:sysClr lastClr="000000" val="windowText"/>
+        <a:sysClr val="windowText" lastClr="000000"/>
       </a:dk1>
       <a:lt1>
-        <a:sysClr lastClr="FFFFFF" val="window"/>
+        <a:sysClr val="window" lastClr="FFFFFF"/>
       </a:lt1>
       <a:dk2>
         <a:srgbClr val="44546A"/>
